--- a/docs/ShiftSync-Brief-Documentation.docx
+++ b/docs/ShiftSync-Brief-Documentation.docx
@@ -220,6 +220,24 @@
     </w:tbl>
     <w:p>
       <w:pPr>
+        <w:spacing w:after="160"/>
+      </w:pPr>
+    </w:p>
+    <w:p>
+      <w:pPr>
+        <w:spacing w:after="160" w:line="280"/>
+      </w:pPr>
+      <w:r>
+        <w:rPr>
+          <w:rFonts w:ascii="Calibri" w:cs="Calibri" w:eastAsia="Calibri" w:hAnsi="Calibri"/>
+          <w:sz w:val="21"/>
+          <w:szCs w:val="21"/>
+        </w:rPr>
+        <w:t xml:space="preserve">ShiftSync schedules staff across four Coastal Eats restaurants in two timezones. The seed data is live on the URL above — no setup is needed to review it. Running it locally is covered in the README.</w:t>
+      </w:r>
+    </w:p>
+    <w:p>
+      <w:pPr>
         <w:pStyle w:val="Heading2"/>
         <w:spacing w:after="140" w:before="320"/>
       </w:pPr>
@@ -232,38 +250,7 @@
           <w:sz w:val="26"/>
           <w:szCs w:val="26"/>
         </w:rPr>
-        <w:t xml:space="preserve">How to log in as each role</w:t>
-      </w:r>
-    </w:p>
-    <w:p>
-      <w:pPr>
-        <w:spacing w:after="160" w:line="280"/>
-      </w:pPr>
-      <w:r>
-        <w:rPr>
-          <w:rFonts w:ascii="Calibri" w:cs="Calibri" w:eastAsia="Calibri" w:hAnsi="Calibri"/>
-          <w:sz w:val="21"/>
-          <w:szCs w:val="21"/>
-        </w:rPr>
-        <w:t xml:space="preserve">Every seeded account uses the password </w:t>
-      </w:r>
-      <w:r>
-        <w:rPr>
-          <w:rFonts w:ascii="Calibri" w:cs="Calibri" w:eastAsia="Calibri" w:hAnsi="Calibri"/>
-          <w:b/>
-          <w:bCs/>
-          <w:sz w:val="21"/>
-          <w:szCs w:val="21"/>
-        </w:rPr>
-        <w:t xml:space="preserve">Coastal2026!</w:t>
-      </w:r>
-      <w:r>
-        <w:rPr>
-          <w:rFonts w:ascii="Calibri" w:cs="Calibri" w:eastAsia="Calibri" w:hAnsi="Calibri"/>
-          <w:sz w:val="21"/>
-          <w:szCs w:val="21"/>
-        </w:rPr>
-        <w:t xml:space="preserve">. The login page lists all of them and fills the form when you click one, so nothing needs to be typed.</w:t>
+        <w:t xml:space="preserve">The four locations</w:t>
       </w:r>
     </w:p>
     <w:tbl>
@@ -289,7 +276,7 @@
         </w:trPr>
         <w:tc>
           <w:tcPr>
-            <w:tcW w:type="pct" w:w="14%"/>
+            <w:tcW w:type="pct" w:w="28%"/>
             <w:shd w:fill="EEF3F5"/>
             <w:tcMar>
               <w:top w:type="dxa" w:w="80"/>
@@ -311,13 +298,13 @@
                 <w:sz w:val="20"/>
                 <w:szCs w:val="20"/>
               </w:rPr>
-              <w:t xml:space="preserve">Role</w:t>
-            </w:r>
-          </w:p>
-        </w:tc>
-        <w:tc>
-          <w:tcPr>
-            <w:tcW w:type="pct" w:w="40%"/>
+              <w:t xml:space="preserve">Location</w:t>
+            </w:r>
+          </w:p>
+        </w:tc>
+        <w:tc>
+          <w:tcPr>
+            <w:tcW w:type="pct" w:w="30%"/>
             <w:shd w:fill="EEF3F5"/>
             <w:tcMar>
               <w:top w:type="dxa" w:w="80"/>
@@ -339,13 +326,13 @@
                 <w:sz w:val="20"/>
                 <w:szCs w:val="20"/>
               </w:rPr>
-              <w:t xml:space="preserve">Email</w:t>
-            </w:r>
-          </w:p>
-        </w:tc>
-        <w:tc>
-          <w:tcPr>
-            <w:tcW w:type="pct" w:w="46%"/>
+              <w:t xml:space="preserve">Where</w:t>
+            </w:r>
+          </w:p>
+        </w:tc>
+        <w:tc>
+          <w:tcPr>
+            <w:tcW w:type="pct" w:w="42%"/>
             <w:shd w:fill="EEF3F5"/>
             <w:tcMar>
               <w:top w:type="dxa" w:w="80"/>
@@ -367,7 +354,7 @@
                 <w:sz w:val="20"/>
                 <w:szCs w:val="20"/>
               </w:rPr>
-              <w:t xml:space="preserve">What they can see</w:t>
+              <w:t xml:space="preserve">Timezone</w:t>
             </w:r>
           </w:p>
         </w:tc>
@@ -375,7 +362,7 @@
       <w:tr>
         <w:tc>
           <w:tcPr>
-            <w:tcW w:type="pct" w:w="14%"/>
+            <w:tcW w:type="pct" w:w="28%"/>
             <w:tcMar>
               <w:top w:type="dxa" w:w="80"/>
               <w:left w:type="dxa" w:w="120"/>
@@ -395,59 +382,59 @@
                 <w:sz w:val="20"/>
                 <w:szCs w:val="20"/>
               </w:rPr>
-              <w:t xml:space="preserve">Admin</w:t>
-            </w:r>
-          </w:p>
-        </w:tc>
-        <w:tc>
-          <w:tcPr>
-            <w:tcW w:type="pct" w:w="40%"/>
-            <w:tcMar>
-              <w:top w:type="dxa" w:w="80"/>
-              <w:left w:type="dxa" w:w="120"/>
-              <w:bottom w:type="dxa" w:w="80"/>
-              <w:right w:type="dxa" w:w="120"/>
-            </w:tcMar>
-          </w:tcPr>
-          <w:p>
-            <w:pPr>
-              <w:spacing w:after="0" w:line="260"/>
-            </w:pPr>
-            <w:r>
-              <w:rPr>
-                <w:rFonts w:ascii="Calibri" w:cs="Calibri" w:eastAsia="Calibri" w:hAnsi="Calibri"/>
-                <w:b w:val="false"/>
-                <w:bCs w:val="false"/>
-                <w:sz w:val="20"/>
-                <w:szCs w:val="20"/>
-              </w:rPr>
-              <w:t xml:space="preserve">dana.reyes@coastaleats.com</w:t>
-            </w:r>
-          </w:p>
-        </w:tc>
-        <w:tc>
-          <w:tcPr>
-            <w:tcW w:type="pct" w:w="46%"/>
-            <w:tcMar>
-              <w:top w:type="dxa" w:w="80"/>
-              <w:left w:type="dxa" w:w="120"/>
-              <w:bottom w:type="dxa" w:w="80"/>
-              <w:right w:type="dxa" w:w="120"/>
-            </w:tcMar>
-          </w:tcPr>
-          <w:p>
-            <w:pPr>
-              <w:spacing w:after="0" w:line="260"/>
-            </w:pPr>
-            <w:r>
-              <w:rPr>
-                <w:rFonts w:ascii="Calibri" w:cs="Calibri" w:eastAsia="Calibri" w:hAnsi="Calibri"/>
-                <w:b w:val="false"/>
-                <w:bCs w:val="false"/>
-                <w:sz w:val="20"/>
-                <w:szCs w:val="20"/>
-              </w:rPr>
-              <w:t xml:space="preserve">All four locations, audit export, email outbox</w:t>
+              <w:t xml:space="preserve">Santa Monica</w:t>
+            </w:r>
+          </w:p>
+        </w:tc>
+        <w:tc>
+          <w:tcPr>
+            <w:tcW w:type="pct" w:w="30%"/>
+            <w:tcMar>
+              <w:top w:type="dxa" w:w="80"/>
+              <w:left w:type="dxa" w:w="120"/>
+              <w:bottom w:type="dxa" w:w="80"/>
+              <w:right w:type="dxa" w:w="120"/>
+            </w:tcMar>
+          </w:tcPr>
+          <w:p>
+            <w:pPr>
+              <w:spacing w:after="0" w:line="260"/>
+            </w:pPr>
+            <w:r>
+              <w:rPr>
+                <w:rFonts w:ascii="Calibri" w:cs="Calibri" w:eastAsia="Calibri" w:hAnsi="Calibri"/>
+                <w:b w:val="false"/>
+                <w:bCs w:val="false"/>
+                <w:sz w:val="20"/>
+                <w:szCs w:val="20"/>
+              </w:rPr>
+              <w:t xml:space="preserve">Santa Monica, CA</w:t>
+            </w:r>
+          </w:p>
+        </w:tc>
+        <w:tc>
+          <w:tcPr>
+            <w:tcW w:type="pct" w:w="42%"/>
+            <w:tcMar>
+              <w:top w:type="dxa" w:w="80"/>
+              <w:left w:type="dxa" w:w="120"/>
+              <w:bottom w:type="dxa" w:w="80"/>
+              <w:right w:type="dxa" w:w="120"/>
+            </w:tcMar>
+          </w:tcPr>
+          <w:p>
+            <w:pPr>
+              <w:spacing w:after="0" w:line="260"/>
+            </w:pPr>
+            <w:r>
+              <w:rPr>
+                <w:rFonts w:ascii="Calibri" w:cs="Calibri" w:eastAsia="Calibri" w:hAnsi="Calibri"/>
+                <w:b w:val="false"/>
+                <w:bCs w:val="false"/>
+                <w:sz w:val="20"/>
+                <w:szCs w:val="20"/>
+              </w:rPr>
+              <w:t xml:space="preserve">America/Los_Angeles (Pacific)</w:t>
             </w:r>
           </w:p>
         </w:tc>
@@ -455,7 +442,7 @@
       <w:tr>
         <w:tc>
           <w:tcPr>
-            <w:tcW w:type="pct" w:w="14%"/>
+            <w:tcW w:type="pct" w:w="28%"/>
             <w:tcMar>
               <w:top w:type="dxa" w:w="80"/>
               <w:left w:type="dxa" w:w="120"/>
@@ -475,59 +462,59 @@
                 <w:sz w:val="20"/>
                 <w:szCs w:val="20"/>
               </w:rPr>
-              <w:t xml:space="preserve">Manager</w:t>
-            </w:r>
-          </w:p>
-        </w:tc>
-        <w:tc>
-          <w:tcPr>
-            <w:tcW w:type="pct" w:w="40%"/>
-            <w:tcMar>
-              <w:top w:type="dxa" w:w="80"/>
-              <w:left w:type="dxa" w:w="120"/>
-              <w:bottom w:type="dxa" w:w="80"/>
-              <w:right w:type="dxa" w:w="120"/>
-            </w:tcMar>
-          </w:tcPr>
-          <w:p>
-            <w:pPr>
-              <w:spacing w:after="0" w:line="260"/>
-            </w:pPr>
-            <w:r>
-              <w:rPr>
-                <w:rFonts w:ascii="Calibri" w:cs="Calibri" w:eastAsia="Calibri" w:hAnsi="Calibri"/>
-                <w:b w:val="false"/>
-                <w:bCs w:val="false"/>
-                <w:sz w:val="20"/>
-                <w:szCs w:val="20"/>
-              </w:rPr>
-              <w:t xml:space="preserve">marcus.hale@coastaleats.com</w:t>
-            </w:r>
-          </w:p>
-        </w:tc>
-        <w:tc>
-          <w:tcPr>
-            <w:tcW w:type="pct" w:w="46%"/>
-            <w:tcMar>
-              <w:top w:type="dxa" w:w="80"/>
-              <w:left w:type="dxa" w:w="120"/>
-              <w:bottom w:type="dxa" w:w="80"/>
-              <w:right w:type="dxa" w:w="120"/>
-            </w:tcMar>
-          </w:tcPr>
-          <w:p>
-            <w:pPr>
-              <w:spacing w:after="0" w:line="260"/>
-            </w:pPr>
-            <w:r>
-              <w:rPr>
-                <w:rFonts w:ascii="Calibri" w:cs="Calibri" w:eastAsia="Calibri" w:hAnsi="Calibri"/>
-                <w:b w:val="false"/>
-                <w:bCs w:val="false"/>
-                <w:sz w:val="20"/>
-                <w:szCs w:val="20"/>
-              </w:rPr>
-              <w:t xml:space="preserve">Santa Monica + Portland (Pacific)</w:t>
+              <w:t xml:space="preserve">Portland Pearl</w:t>
+            </w:r>
+          </w:p>
+        </w:tc>
+        <w:tc>
+          <w:tcPr>
+            <w:tcW w:type="pct" w:w="30%"/>
+            <w:tcMar>
+              <w:top w:type="dxa" w:w="80"/>
+              <w:left w:type="dxa" w:w="120"/>
+              <w:bottom w:type="dxa" w:w="80"/>
+              <w:right w:type="dxa" w:w="120"/>
+            </w:tcMar>
+          </w:tcPr>
+          <w:p>
+            <w:pPr>
+              <w:spacing w:after="0" w:line="260"/>
+            </w:pPr>
+            <w:r>
+              <w:rPr>
+                <w:rFonts w:ascii="Calibri" w:cs="Calibri" w:eastAsia="Calibri" w:hAnsi="Calibri"/>
+                <w:b w:val="false"/>
+                <w:bCs w:val="false"/>
+                <w:sz w:val="20"/>
+                <w:szCs w:val="20"/>
+              </w:rPr>
+              <w:t xml:space="preserve">Portland, OR</w:t>
+            </w:r>
+          </w:p>
+        </w:tc>
+        <w:tc>
+          <w:tcPr>
+            <w:tcW w:type="pct" w:w="42%"/>
+            <w:tcMar>
+              <w:top w:type="dxa" w:w="80"/>
+              <w:left w:type="dxa" w:w="120"/>
+              <w:bottom w:type="dxa" w:w="80"/>
+              <w:right w:type="dxa" w:w="120"/>
+            </w:tcMar>
+          </w:tcPr>
+          <w:p>
+            <w:pPr>
+              <w:spacing w:after="0" w:line="260"/>
+            </w:pPr>
+            <w:r>
+              <w:rPr>
+                <w:rFonts w:ascii="Calibri" w:cs="Calibri" w:eastAsia="Calibri" w:hAnsi="Calibri"/>
+                <w:b w:val="false"/>
+                <w:bCs w:val="false"/>
+                <w:sz w:val="20"/>
+                <w:szCs w:val="20"/>
+              </w:rPr>
+              <w:t xml:space="preserve">America/Los_Angeles (Pacific)</w:t>
             </w:r>
           </w:p>
         </w:tc>
@@ -535,7 +522,7 @@
       <w:tr>
         <w:tc>
           <w:tcPr>
-            <w:tcW w:type="pct" w:w="14%"/>
+            <w:tcW w:type="pct" w:w="28%"/>
             <w:tcMar>
               <w:top w:type="dxa" w:w="80"/>
               <w:left w:type="dxa" w:w="120"/>
@@ -555,59 +542,59 @@
                 <w:sz w:val="20"/>
                 <w:szCs w:val="20"/>
               </w:rPr>
-              <w:t xml:space="preserve">Manager</w:t>
-            </w:r>
-          </w:p>
-        </w:tc>
-        <w:tc>
-          <w:tcPr>
-            <w:tcW w:type="pct" w:w="40%"/>
-            <w:tcMar>
-              <w:top w:type="dxa" w:w="80"/>
-              <w:left w:type="dxa" w:w="120"/>
-              <w:bottom w:type="dxa" w:w="80"/>
-              <w:right w:type="dxa" w:w="120"/>
-            </w:tcMar>
-          </w:tcPr>
-          <w:p>
-            <w:pPr>
-              <w:spacing w:after="0" w:line="260"/>
-            </w:pPr>
-            <w:r>
-              <w:rPr>
-                <w:rFonts w:ascii="Calibri" w:cs="Calibri" w:eastAsia="Calibri" w:hAnsi="Calibri"/>
-                <w:b w:val="false"/>
-                <w:bCs w:val="false"/>
-                <w:sz w:val="20"/>
-                <w:szCs w:val="20"/>
-              </w:rPr>
-              <w:t xml:space="preserve">priya.nadkarni@coastaleats.com</w:t>
-            </w:r>
-          </w:p>
-        </w:tc>
-        <w:tc>
-          <w:tcPr>
-            <w:tcW w:type="pct" w:w="46%"/>
-            <w:tcMar>
-              <w:top w:type="dxa" w:w="80"/>
-              <w:left w:type="dxa" w:w="120"/>
-              <w:bottom w:type="dxa" w:w="80"/>
-              <w:right w:type="dxa" w:w="120"/>
-            </w:tcMar>
-          </w:tcPr>
-          <w:p>
-            <w:pPr>
-              <w:spacing w:after="0" w:line="260"/>
-            </w:pPr>
-            <w:r>
-              <w:rPr>
-                <w:rFonts w:ascii="Calibri" w:cs="Calibri" w:eastAsia="Calibri" w:hAnsi="Calibri"/>
-                <w:b w:val="false"/>
-                <w:bCs w:val="false"/>
-                <w:sz w:val="20"/>
-                <w:szCs w:val="20"/>
-              </w:rPr>
-              <w:t xml:space="preserve">Charleston + Columbus (Eastern)</w:t>
+              <w:t xml:space="preserve">Charleston Battery</w:t>
+            </w:r>
+          </w:p>
+        </w:tc>
+        <w:tc>
+          <w:tcPr>
+            <w:tcW w:type="pct" w:w="30%"/>
+            <w:tcMar>
+              <w:top w:type="dxa" w:w="80"/>
+              <w:left w:type="dxa" w:w="120"/>
+              <w:bottom w:type="dxa" w:w="80"/>
+              <w:right w:type="dxa" w:w="120"/>
+            </w:tcMar>
+          </w:tcPr>
+          <w:p>
+            <w:pPr>
+              <w:spacing w:after="0" w:line="260"/>
+            </w:pPr>
+            <w:r>
+              <w:rPr>
+                <w:rFonts w:ascii="Calibri" w:cs="Calibri" w:eastAsia="Calibri" w:hAnsi="Calibri"/>
+                <w:b w:val="false"/>
+                <w:bCs w:val="false"/>
+                <w:sz w:val="20"/>
+                <w:szCs w:val="20"/>
+              </w:rPr>
+              <w:t xml:space="preserve">Charleston, SC</w:t>
+            </w:r>
+          </w:p>
+        </w:tc>
+        <w:tc>
+          <w:tcPr>
+            <w:tcW w:type="pct" w:w="42%"/>
+            <w:tcMar>
+              <w:top w:type="dxa" w:w="80"/>
+              <w:left w:type="dxa" w:w="120"/>
+              <w:bottom w:type="dxa" w:w="80"/>
+              <w:right w:type="dxa" w:w="120"/>
+            </w:tcMar>
+          </w:tcPr>
+          <w:p>
+            <w:pPr>
+              <w:spacing w:after="0" w:line="260"/>
+            </w:pPr>
+            <w:r>
+              <w:rPr>
+                <w:rFonts w:ascii="Calibri" w:cs="Calibri" w:eastAsia="Calibri" w:hAnsi="Calibri"/>
+                <w:b w:val="false"/>
+                <w:bCs w:val="false"/>
+                <w:sz w:val="20"/>
+                <w:szCs w:val="20"/>
+              </w:rPr>
+              <w:t xml:space="preserve">America/New_York (Eastern)</w:t>
             </w:r>
           </w:p>
         </w:tc>
@@ -615,7 +602,7 @@
       <w:tr>
         <w:tc>
           <w:tcPr>
-            <w:tcW w:type="pct" w:w="14%"/>
+            <w:tcW w:type="pct" w:w="28%"/>
             <w:tcMar>
               <w:top w:type="dxa" w:w="80"/>
               <w:left w:type="dxa" w:w="120"/>
@@ -635,219 +622,59 @@
                 <w:sz w:val="20"/>
                 <w:szCs w:val="20"/>
               </w:rPr>
-              <w:t xml:space="preserve">Staff</w:t>
-            </w:r>
-          </w:p>
-        </w:tc>
-        <w:tc>
-          <w:tcPr>
-            <w:tcW w:type="pct" w:w="40%"/>
-            <w:tcMar>
-              <w:top w:type="dxa" w:w="80"/>
-              <w:left w:type="dxa" w:w="120"/>
-              <w:bottom w:type="dxa" w:w="80"/>
-              <w:right w:type="dxa" w:w="120"/>
-            </w:tcMar>
-          </w:tcPr>
-          <w:p>
-            <w:pPr>
-              <w:spacing w:after="0" w:line="260"/>
-            </w:pPr>
-            <w:r>
-              <w:rPr>
-                <w:rFonts w:ascii="Calibri" w:cs="Calibri" w:eastAsia="Calibri" w:hAnsi="Calibri"/>
-                <w:b w:val="false"/>
-                <w:bCs w:val="false"/>
-                <w:sz w:val="20"/>
-                <w:szCs w:val="20"/>
-              </w:rPr>
-              <w:t xml:space="preserve">sarah.chen@coastaleats.com</w:t>
-            </w:r>
-          </w:p>
-        </w:tc>
-        <w:tc>
-          <w:tcPr>
-            <w:tcW w:type="pct" w:w="46%"/>
-            <w:tcMar>
-              <w:top w:type="dxa" w:w="80"/>
-              <w:left w:type="dxa" w:w="120"/>
-              <w:bottom w:type="dxa" w:w="80"/>
-              <w:right w:type="dxa" w:w="120"/>
-            </w:tcMar>
-          </w:tcPr>
-          <w:p>
-            <w:pPr>
-              <w:spacing w:after="0" w:line="260"/>
-            </w:pPr>
-            <w:r>
-              <w:rPr>
-                <w:rFonts w:ascii="Calibri" w:cs="Calibri" w:eastAsia="Calibri" w:hAnsi="Calibri"/>
-                <w:b w:val="false"/>
-                <w:bCs w:val="false"/>
-                <w:sz w:val="20"/>
-                <w:szCs w:val="20"/>
-              </w:rPr>
-              <w:t xml:space="preserve">Bartender, certified in both timezones</w:t>
-            </w:r>
-          </w:p>
-        </w:tc>
-      </w:tr>
-      <w:tr>
-        <w:tc>
-          <w:tcPr>
-            <w:tcW w:type="pct" w:w="14%"/>
-            <w:tcMar>
-              <w:top w:type="dxa" w:w="80"/>
-              <w:left w:type="dxa" w:w="120"/>
-              <w:bottom w:type="dxa" w:w="80"/>
-              <w:right w:type="dxa" w:w="120"/>
-            </w:tcMar>
-          </w:tcPr>
-          <w:p>
-            <w:pPr>
-              <w:spacing w:after="0" w:line="260"/>
-            </w:pPr>
-            <w:r>
-              <w:rPr>
-                <w:rFonts w:ascii="Calibri" w:cs="Calibri" w:eastAsia="Calibri" w:hAnsi="Calibri"/>
-                <w:b/>
-                <w:bCs/>
-                <w:sz w:val="20"/>
-                <w:szCs w:val="20"/>
-              </w:rPr>
-              <w:t xml:space="preserve">Staff</w:t>
-            </w:r>
-          </w:p>
-        </w:tc>
-        <w:tc>
-          <w:tcPr>
-            <w:tcW w:type="pct" w:w="40%"/>
-            <w:tcMar>
-              <w:top w:type="dxa" w:w="80"/>
-              <w:left w:type="dxa" w:w="120"/>
-              <w:bottom w:type="dxa" w:w="80"/>
-              <w:right w:type="dxa" w:w="120"/>
-            </w:tcMar>
-          </w:tcPr>
-          <w:p>
-            <w:pPr>
-              <w:spacing w:after="0" w:line="260"/>
-            </w:pPr>
-            <w:r>
-              <w:rPr>
-                <w:rFonts w:ascii="Calibri" w:cs="Calibri" w:eastAsia="Calibri" w:hAnsi="Calibri"/>
-                <w:b w:val="false"/>
-                <w:bCs w:val="false"/>
-                <w:sz w:val="20"/>
-                <w:szCs w:val="20"/>
-              </w:rPr>
-              <w:t xml:space="preserve">marco.ruiz@coastaleats.com</w:t>
-            </w:r>
-          </w:p>
-        </w:tc>
-        <w:tc>
-          <w:tcPr>
-            <w:tcW w:type="pct" w:w="46%"/>
-            <w:tcMar>
-              <w:top w:type="dxa" w:w="80"/>
-              <w:left w:type="dxa" w:w="120"/>
-              <w:bottom w:type="dxa" w:w="80"/>
-              <w:right w:type="dxa" w:w="120"/>
-            </w:tcMar>
-          </w:tcPr>
-          <w:p>
-            <w:pPr>
-              <w:spacing w:after="0" w:line="260"/>
-            </w:pPr>
-            <w:r>
-              <w:rPr>
-                <w:rFonts w:ascii="Calibri" w:cs="Calibri" w:eastAsia="Calibri" w:hAnsi="Calibri"/>
-                <w:b w:val="false"/>
-                <w:bCs w:val="false"/>
-                <w:sz w:val="20"/>
-                <w:szCs w:val="20"/>
-              </w:rPr>
-              <w:t xml:space="preserve">Line cook — the overtime case</w:t>
-            </w:r>
-          </w:p>
-        </w:tc>
-      </w:tr>
-      <w:tr>
-        <w:tc>
-          <w:tcPr>
-            <w:tcW w:type="pct" w:w="14%"/>
-            <w:tcMar>
-              <w:top w:type="dxa" w:w="80"/>
-              <w:left w:type="dxa" w:w="120"/>
-              <w:bottom w:type="dxa" w:w="80"/>
-              <w:right w:type="dxa" w:w="120"/>
-            </w:tcMar>
-          </w:tcPr>
-          <w:p>
-            <w:pPr>
-              <w:spacing w:after="0" w:line="260"/>
-            </w:pPr>
-            <w:r>
-              <w:rPr>
-                <w:rFonts w:ascii="Calibri" w:cs="Calibri" w:eastAsia="Calibri" w:hAnsi="Calibri"/>
-                <w:b/>
-                <w:bCs/>
-                <w:sz w:val="20"/>
-                <w:szCs w:val="20"/>
-              </w:rPr>
-              <w:t xml:space="preserve">Staff</w:t>
-            </w:r>
-          </w:p>
-        </w:tc>
-        <w:tc>
-          <w:tcPr>
-            <w:tcW w:type="pct" w:w="40%"/>
-            <w:tcMar>
-              <w:top w:type="dxa" w:w="80"/>
-              <w:left w:type="dxa" w:w="120"/>
-              <w:bottom w:type="dxa" w:w="80"/>
-              <w:right w:type="dxa" w:w="120"/>
-            </w:tcMar>
-          </w:tcPr>
-          <w:p>
-            <w:pPr>
-              <w:spacing w:after="0" w:line="260"/>
-            </w:pPr>
-            <w:r>
-              <w:rPr>
-                <w:rFonts w:ascii="Calibri" w:cs="Calibri" w:eastAsia="Calibri" w:hAnsi="Calibri"/>
-                <w:b w:val="false"/>
-                <w:bCs w:val="false"/>
-                <w:sz w:val="20"/>
-                <w:szCs w:val="20"/>
-              </w:rPr>
-              <w:t xml:space="preserve">jordan.blake@coastaleats.com</w:t>
-            </w:r>
-          </w:p>
-        </w:tc>
-        <w:tc>
-          <w:tcPr>
-            <w:tcW w:type="pct" w:w="46%"/>
-            <w:tcMar>
-              <w:top w:type="dxa" w:w="80"/>
-              <w:left w:type="dxa" w:w="120"/>
-              <w:bottom w:type="dxa" w:w="80"/>
-              <w:right w:type="dxa" w:w="120"/>
-            </w:tcMar>
-          </w:tcPr>
-          <w:p>
-            <w:pPr>
-              <w:spacing w:after="0" w:line="260"/>
-            </w:pPr>
-            <w:r>
-              <w:rPr>
-                <w:rFonts w:ascii="Calibri" w:cs="Calibri" w:eastAsia="Calibri" w:hAnsi="Calibri"/>
-                <w:b w:val="false"/>
-                <w:bCs w:val="false"/>
-                <w:sz w:val="20"/>
-                <w:szCs w:val="20"/>
-              </w:rPr>
-              <w:t xml:space="preserve">Server — the fairness case</w:t>
+              <w:t xml:space="preserve">Columbus Riverwalk</w:t>
+            </w:r>
+          </w:p>
+        </w:tc>
+        <w:tc>
+          <w:tcPr>
+            <w:tcW w:type="pct" w:w="30%"/>
+            <w:tcMar>
+              <w:top w:type="dxa" w:w="80"/>
+              <w:left w:type="dxa" w:w="120"/>
+              <w:bottom w:type="dxa" w:w="80"/>
+              <w:right w:type="dxa" w:w="120"/>
+            </w:tcMar>
+          </w:tcPr>
+          <w:p>
+            <w:pPr>
+              <w:spacing w:after="0" w:line="260"/>
+            </w:pPr>
+            <w:r>
+              <w:rPr>
+                <w:rFonts w:ascii="Calibri" w:cs="Calibri" w:eastAsia="Calibri" w:hAnsi="Calibri"/>
+                <w:b w:val="false"/>
+                <w:bCs w:val="false"/>
+                <w:sz w:val="20"/>
+                <w:szCs w:val="20"/>
+              </w:rPr>
+              <w:t xml:space="preserve">Columbus, GA</w:t>
+            </w:r>
+          </w:p>
+        </w:tc>
+        <w:tc>
+          <w:tcPr>
+            <w:tcW w:type="pct" w:w="42%"/>
+            <w:tcMar>
+              <w:top w:type="dxa" w:w="80"/>
+              <w:left w:type="dxa" w:w="120"/>
+              <w:bottom w:type="dxa" w:w="80"/>
+              <w:right w:type="dxa" w:w="120"/>
+            </w:tcMar>
+          </w:tcPr>
+          <w:p>
+            <w:pPr>
+              <w:spacing w:after="0" w:line="260"/>
+            </w:pPr>
+            <w:r>
+              <w:rPr>
+                <w:rFonts w:ascii="Calibri" w:cs="Calibri" w:eastAsia="Calibri" w:hAnsi="Calibri"/>
+                <w:b w:val="false"/>
+                <w:bCs w:val="false"/>
+                <w:sz w:val="20"/>
+                <w:szCs w:val="20"/>
+              </w:rPr>
+              <w:t xml:space="preserve">America/New_York (Eastern)</w:t>
             </w:r>
           </w:p>
         </w:tc>
@@ -868,7 +695,7 @@
           <w:sz w:val="21"/>
           <w:szCs w:val="21"/>
         </w:rPr>
-        <w:t xml:space="preserve">Eleven further staff accounts exist to make the scheduling problem realistic. All of them appear on the login page.</w:t>
+        <w:t xml:space="preserve">Columbus Riverwalk is the deliberate edge case: it sits one bridge from Phenix City, Alabama, which is Central. The restaurant runs on Eastern, and the schedule builder carries a note saying so.</w:t>
       </w:r>
     </w:p>
     <w:p>
@@ -885,22 +712,20 @@
           <w:sz w:val="26"/>
           <w:szCs w:val="26"/>
         </w:rPr>
-        <w:t xml:space="preserve">Known limitations</w:t>
-      </w:r>
-    </w:p>
-    <w:p>
-      <w:pPr>
-        <w:spacing w:after="90" w:line="280"/>
-        <w:ind w:left="360" w:hanging="260"/>
-      </w:pPr>
-      <w:r>
-        <w:rPr>
-          <w:rFonts w:ascii="Calibri" w:cs="Calibri" w:eastAsia="Calibri" w:hAnsi="Calibri"/>
-          <w:color w:val="595959"/>
-          <w:sz w:val="21"/>
-          <w:szCs w:val="21"/>
-        </w:rPr>
-        <w:t xml:space="preserve">1.  </w:t>
+        <w:t xml:space="preserve">How to log in as each role</w:t>
+      </w:r>
+    </w:p>
+    <w:p>
+      <w:pPr>
+        <w:spacing w:after="160" w:line="280"/>
+      </w:pPr>
+      <w:r>
+        <w:rPr>
+          <w:rFonts w:ascii="Calibri" w:cs="Calibri" w:eastAsia="Calibri" w:hAnsi="Calibri"/>
+          <w:sz w:val="21"/>
+          <w:szCs w:val="21"/>
+        </w:rPr>
+        <w:t xml:space="preserve">Every seeded account uses the password </w:t>
       </w:r>
       <w:r>
         <w:rPr>
@@ -910,248 +735,518 @@
           <w:sz w:val="21"/>
           <w:szCs w:val="21"/>
         </w:rPr>
-        <w:t xml:space="preserve">No pagination.</w:t>
-      </w:r>
-      <w:r>
-        <w:rPr>
-          <w:rFonts w:ascii="Calibri" w:cs="Calibri" w:eastAsia="Calibri" w:hAnsi="Calibri"/>
-          <w:sz w:val="21"/>
-          <w:szCs w:val="21"/>
-        </w:rPr>
-        <w:t xml:space="preserve"> The audit view shows the 60 most recent entries; exports cover up to 10,000 rows.</w:t>
-      </w:r>
-    </w:p>
-    <w:p>
-      <w:pPr>
-        <w:spacing w:after="90" w:line="280"/>
-        <w:ind w:left="360" w:hanging="260"/>
-      </w:pPr>
-      <w:r>
-        <w:rPr>
-          <w:rFonts w:ascii="Calibri" w:cs="Calibri" w:eastAsia="Calibri" w:hAnsi="Calibri"/>
-          <w:color w:val="595959"/>
-          <w:sz w:val="21"/>
-          <w:szCs w:val="21"/>
-        </w:rPr>
-        <w:t xml:space="preserve">2.  </w:t>
-      </w:r>
+        <w:t xml:space="preserve">Coastal2026!</w:t>
+      </w:r>
+      <w:r>
+        <w:rPr>
+          <w:rFonts w:ascii="Calibri" w:cs="Calibri" w:eastAsia="Calibri" w:hAnsi="Calibri"/>
+          <w:sz w:val="21"/>
+          <w:szCs w:val="21"/>
+        </w:rPr>
+        <w:t xml:space="preserve">. The login page lists all seventeen accounts and fills the form when you click one, so nothing needs to be typed.</w:t>
+      </w:r>
+    </w:p>
+    <w:p>
+      <w:pPr>
+        <w:spacing w:after="100" w:before="260"/>
+      </w:pPr>
       <w:r>
         <w:rPr>
           <w:rFonts w:ascii="Calibri" w:cs="Calibri" w:eastAsia="Calibri" w:hAnsi="Calibri"/>
           <w:b/>
           <w:bCs/>
-          <w:sz w:val="21"/>
-          <w:szCs w:val="21"/>
-        </w:rPr>
-        <w:t xml:space="preserve">Drop requests expire on page load</w:t>
-      </w:r>
-      <w:r>
-        <w:rPr>
-          <w:rFonts w:ascii="Calibri" w:cs="Calibri" w:eastAsia="Calibri" w:hAnsi="Calibri"/>
-          <w:sz w:val="21"/>
-          <w:szCs w:val="21"/>
-        </w:rPr>
-        <w:t xml:space="preserve">, not on a timer — the deploy target has no cron. Read paths also filter on the expiry time, so an unswept row is never shown as live, only left in the table.</w:t>
-      </w:r>
-    </w:p>
-    <w:p>
-      <w:pPr>
-        <w:spacing w:after="90" w:line="280"/>
-        <w:ind w:left="360" w:hanging="260"/>
-      </w:pPr>
-      <w:r>
-        <w:rPr>
-          <w:rFonts w:ascii="Calibri" w:cs="Calibri" w:eastAsia="Calibri" w:hAnsi="Calibri"/>
-          <w:color w:val="595959"/>
-          <w:sz w:val="21"/>
-          <w:szCs w:val="21"/>
-        </w:rPr>
-        <w:t xml:space="preserve">3.  </w:t>
-      </w:r>
+          <w:sz w:val="22"/>
+          <w:szCs w:val="22"/>
+        </w:rPr>
+        <w:t xml:space="preserve">Admin — dana.reyes@coastaleats.com</w:t>
+      </w:r>
+    </w:p>
+    <w:p>
+      <w:pPr>
+        <w:spacing w:after="80" w:line="280"/>
+      </w:pPr>
+      <w:r>
+        <w:rPr>
+          <w:rFonts w:ascii="Calibri" w:cs="Calibri" w:eastAsia="Calibri" w:hAnsi="Calibri"/>
+          <w:sz w:val="21"/>
+          <w:szCs w:val="21"/>
+        </w:rPr>
+        <w:t xml:space="preserve">Sees all four locations at once. Everything a manager can do, plus the audit log with CSV export for any date range and location, and the simulated email outbox. Start here for the widest view.</w:t>
+      </w:r>
+    </w:p>
+    <w:p>
+      <w:pPr>
+        <w:spacing w:after="100" w:before="260"/>
+      </w:pPr>
       <w:r>
         <w:rPr>
           <w:rFonts w:ascii="Calibri" w:cs="Calibri" w:eastAsia="Calibri" w:hAnsi="Calibri"/>
           <w:b/>
           <w:bCs/>
-          <w:sz w:val="21"/>
-          <w:szCs w:val="21"/>
-        </w:rPr>
-        <w:t xml:space="preserve">Suggestions evaluate up to 60 candidates per request.</w:t>
-      </w:r>
-      <w:r>
-        <w:rPr>
-          <w:rFonts w:ascii="Calibri" w:cs="Calibri" w:eastAsia="Calibri" w:hAnsi="Calibri"/>
-          <w:sz w:val="21"/>
-          <w:szCs w:val="21"/>
-        </w:rPr>
-        <w:t xml:space="preserve"> Correct, but the cost grows linearly with headcount.</w:t>
-      </w:r>
-    </w:p>
-    <w:p>
-      <w:pPr>
-        <w:spacing w:after="90" w:line="280"/>
-        <w:ind w:left="360" w:hanging="260"/>
-      </w:pPr>
-      <w:r>
-        <w:rPr>
-          <w:rFonts w:ascii="Calibri" w:cs="Calibri" w:eastAsia="Calibri" w:hAnsi="Calibri"/>
-          <w:color w:val="595959"/>
-          <w:sz w:val="21"/>
-          <w:szCs w:val="21"/>
-        </w:rPr>
-        <w:t xml:space="preserve">4.  </w:t>
-      </w:r>
+          <w:sz w:val="22"/>
+          <w:szCs w:val="22"/>
+        </w:rPr>
+        <w:t xml:space="preserve">Manager — marcus.hale@ or priya.nadkarni@coastaleats.com</w:t>
+      </w:r>
+    </w:p>
+    <w:p>
+      <w:pPr>
+        <w:spacing w:after="80" w:line="280"/>
+      </w:pPr>
+      <w:r>
+        <w:rPr>
+          <w:rFonts w:ascii="Calibri" w:cs="Calibri" w:eastAsia="Calibri" w:hAnsi="Calibri"/>
+          <w:sz w:val="21"/>
+          <w:szCs w:val="21"/>
+        </w:rPr>
+        <w:t xml:space="preserve">Scoped to assigned locations only — Marcus has the two Pacific restaurants, Priya the two Eastern ones. Neither can see or touch the other pair. Managers create and edit shifts, assign and unassign staff, publish or unpublish a week, approve or reject swap and drop requests, record documented overrides, and read the overtime, fairness and compliance reports.</w:t>
+      </w:r>
+    </w:p>
+    <w:p>
+      <w:pPr>
+        <w:spacing w:after="100" w:before="260"/>
+      </w:pPr>
       <w:r>
         <w:rPr>
           <w:rFonts w:ascii="Calibri" w:cs="Calibri" w:eastAsia="Calibri" w:hAnsi="Calibri"/>
           <w:b/>
           <w:bCs/>
-          <w:sz w:val="21"/>
-          <w:szCs w:val="21"/>
-        </w:rPr>
-        <w:t xml:space="preserve">The what-if preview is advisory.</w:t>
-      </w:r>
-      <w:r>
-        <w:rPr>
-          <w:rFonts w:ascii="Calibri" w:cs="Calibri" w:eastAsia="Calibri" w:hAnsi="Calibri"/>
-          <w:sz w:val="21"/>
-          <w:szCs w:val="21"/>
-        </w:rPr>
-        <w:t xml:space="preserve"> The authoritative check re-runs inside the write transaction, so the preview can only ever be more permissive than the save, never less.</w:t>
-      </w:r>
-    </w:p>
-    <w:p>
-      <w:pPr>
-        <w:spacing w:after="90" w:line="280"/>
-        <w:ind w:left="360" w:hanging="260"/>
-      </w:pPr>
-      <w:r>
-        <w:rPr>
-          <w:rFonts w:ascii="Calibri" w:cs="Calibri" w:eastAsia="Calibri" w:hAnsi="Calibri"/>
-          <w:color w:val="595959"/>
-          <w:sz w:val="21"/>
-          <w:szCs w:val="21"/>
-        </w:rPr>
-        <w:t xml:space="preserve">5.  </w:t>
-      </w:r>
+          <w:sz w:val="22"/>
+          <w:szCs w:val="22"/>
+        </w:rPr>
+        <w:t xml:space="preserve">Staff — any of the remaining fourteen accounts</w:t>
+      </w:r>
+    </w:p>
+    <w:p>
+      <w:pPr>
+        <w:spacing w:after="80" w:line="280"/>
+      </w:pPr>
+      <w:r>
+        <w:rPr>
+          <w:rFonts w:ascii="Calibri" w:cs="Calibri" w:eastAsia="Calibri" w:hAnsi="Calibri"/>
+          <w:sz w:val="21"/>
+          <w:szCs w:val="21"/>
+        </w:rPr>
+        <w:t xml:space="preserve">Sees their own schedule and nothing else. Sets recurring weekly availability plus one-off exceptions, requests swaps, offers shifts up for grabs, claims open shifts they are qualified for, and configures notification preferences. Draft shifts are invisible to staff until a manager publishes.</w:t>
+      </w:r>
+    </w:p>
+    <w:p>
+      <w:pPr>
+        <w:spacing w:after="100" w:before="260"/>
+      </w:pPr>
       <w:r>
         <w:rPr>
           <w:rFonts w:ascii="Calibri" w:cs="Calibri" w:eastAsia="Calibri" w:hAnsi="Calibri"/>
           <w:b/>
           <w:bCs/>
-          <w:sz w:val="21"/>
-          <w:szCs w:val="21"/>
-        </w:rPr>
-        <w:t xml:space="preserve">Editing a shift does not re-validate staff already assigned to it.</w:t>
-      </w:r>
-      <w:r>
-        <w:rPr>
-          <w:rFonts w:ascii="Calibri" w:cs="Calibri" w:eastAsia="Calibri" w:hAnsi="Calibri"/>
-          <w:sz w:val="21"/>
-          <w:szCs w:val="21"/>
-        </w:rPr>
-        <w:t xml:space="preserve"> The compliance panel surfaces the problem instead of blocking the edit.</w:t>
-      </w:r>
-    </w:p>
-    <w:p>
-      <w:pPr>
-        <w:spacing w:after="90" w:line="280"/>
-        <w:ind w:left="360" w:hanging="260"/>
-      </w:pPr>
-      <w:r>
-        <w:rPr>
-          <w:rFonts w:ascii="Calibri" w:cs="Calibri" w:eastAsia="Calibri" w:hAnsi="Calibri"/>
-          <w:color w:val="595959"/>
-          <w:sz w:val="21"/>
-          <w:szCs w:val="21"/>
-        </w:rPr>
-        <w:t xml:space="preserve">6.  </w:t>
-      </w:r>
-      <w:r>
-        <w:rPr>
-          <w:rFonts w:ascii="Calibri" w:cs="Calibri" w:eastAsia="Calibri" w:hAnsi="Calibri"/>
-          <w:b/>
-          <w:bCs/>
-          <w:sz w:val="21"/>
-          <w:szCs w:val="21"/>
-        </w:rPr>
-        <w:t xml:space="preserve">Skills, certifications and staff records are read-only.</w:t>
-      </w:r>
-      <w:r>
-        <w:rPr>
-          <w:rFonts w:ascii="Calibri" w:cs="Calibri" w:eastAsia="Calibri" w:hAnsi="Calibri"/>
-          <w:sz w:val="21"/>
-          <w:szCs w:val="21"/>
-        </w:rPr>
-        <w:t xml:space="preserve"> The seed creates them and the Team page displays them, but there is no admin CRUD — so a message saying "certify Sarah at Santa Monica" describes a database step, not a button.</w:t>
-      </w:r>
-    </w:p>
-    <w:p>
-      <w:pPr>
-        <w:spacing w:after="90" w:line="280"/>
-        <w:ind w:left="360" w:hanging="260"/>
-      </w:pPr>
-      <w:r>
-        <w:rPr>
-          <w:rFonts w:ascii="Calibri" w:cs="Calibri" w:eastAsia="Calibri" w:hAnsi="Calibri"/>
-          <w:color w:val="595959"/>
-          <w:sz w:val="21"/>
-          <w:szCs w:val="21"/>
-        </w:rPr>
-        <w:t xml:space="preserve">7.  </w:t>
-      </w:r>
-      <w:r>
-        <w:rPr>
-          <w:rFonts w:ascii="Calibri" w:cs="Calibri" w:eastAsia="Calibri" w:hAnsi="Calibri"/>
-          <w:b/>
-          <w:bCs/>
-          <w:sz w:val="21"/>
-          <w:szCs w:val="21"/>
-        </w:rPr>
-        <w:t xml:space="preserve">Below 320px wide</w:t>
-      </w:r>
-      <w:r>
-        <w:rPr>
-          <w:rFonts w:ascii="Calibri" w:cs="Calibri" w:eastAsia="Calibri" w:hAnsi="Calibri"/>
-          <w:sz w:val="21"/>
-          <w:szCs w:val="21"/>
-        </w:rPr>
-        <w:t xml:space="preserve"> the layout crowds. Not a target.</w:t>
-      </w:r>
-    </w:p>
-    <w:p>
-      <w:pPr>
-        <w:spacing w:after="90" w:line="280"/>
-        <w:ind w:left="360" w:hanging="260"/>
-      </w:pPr>
-      <w:r>
-        <w:rPr>
-          <w:rFonts w:ascii="Calibri" w:cs="Calibri" w:eastAsia="Calibri" w:hAnsi="Calibri"/>
-          <w:color w:val="595959"/>
-          <w:sz w:val="21"/>
-          <w:szCs w:val="21"/>
-        </w:rPr>
-        <w:t xml:space="preserve">8.  </w:t>
-      </w:r>
-      <w:r>
-        <w:rPr>
-          <w:rFonts w:ascii="Calibri" w:cs="Calibri" w:eastAsia="Calibri" w:hAnsi="Calibri"/>
-          <w:b/>
-          <w:bCs/>
-          <w:sz w:val="21"/>
-          <w:szCs w:val="21"/>
-        </w:rPr>
-        <w:t xml:space="preserve">Linting uses oxlint, not ESLint</w:t>
-      </w:r>
-      <w:r>
-        <w:rPr>
-          <w:rFonts w:ascii="Calibri" w:cs="Calibri" w:eastAsia="Calibri" w:hAnsi="Calibri"/>
-          <w:sz w:val="21"/>
-          <w:szCs w:val="21"/>
-        </w:rPr>
-        <w:t xml:space="preserve">, because typescript-eslint does not yet support the TypeScript 7 compiler API and eslint-config-next fails to load against it.</w:t>
-      </w:r>
-    </w:p>
+          <w:sz w:val="22"/>
+          <w:szCs w:val="22"/>
+        </w:rPr>
+        <w:t xml:space="preserve">Accounts worth starting with</w:t>
+      </w:r>
+    </w:p>
+    <w:tbl>
+      <w:tblPr>
+        <w:tblW w:type="pct" w:w="100%"/>
+        <w:tblBorders>
+          <w:top w:val="single" w:color="C9D6DB" w:sz="2"/>
+          <w:left w:val="single" w:color="C9D6DB" w:sz="2"/>
+          <w:bottom w:val="single" w:color="C9D6DB" w:sz="2"/>
+          <w:right w:val="single" w:color="C9D6DB" w:sz="2"/>
+          <w:insideH w:val="single" w:color="C9D6DB" w:sz="2"/>
+          <w:insideV w:val="single" w:color="C9D6DB" w:sz="2"/>
+        </w:tblBorders>
+      </w:tblPr>
+      <w:tblGrid>
+        <w:gridCol w:w="100"/>
+        <w:gridCol w:w="100"/>
+      </w:tblGrid>
+      <w:tr>
+        <w:trPr>
+          <w:tblHeader/>
+        </w:trPr>
+        <w:tc>
+          <w:tcPr>
+            <w:tcW w:type="pct" w:w="38%"/>
+            <w:shd w:fill="EEF3F5"/>
+            <w:tcMar>
+              <w:top w:type="dxa" w:w="80"/>
+              <w:left w:type="dxa" w:w="120"/>
+              <w:bottom w:type="dxa" w:w="80"/>
+              <w:right w:type="dxa" w:w="120"/>
+            </w:tcMar>
+          </w:tcPr>
+          <w:p>
+            <w:pPr>
+              <w:spacing w:after="0" w:line="260"/>
+            </w:pPr>
+            <w:r>
+              <w:rPr>
+                <w:rFonts w:ascii="Calibri" w:cs="Calibri" w:eastAsia="Calibri" w:hAnsi="Calibri"/>
+                <w:b/>
+                <w:bCs/>
+                <w:color w:val="1F4E5F"/>
+                <w:sz w:val="20"/>
+                <w:szCs w:val="20"/>
+              </w:rPr>
+              <w:t xml:space="preserve">Account</w:t>
+            </w:r>
+          </w:p>
+        </w:tc>
+        <w:tc>
+          <w:tcPr>
+            <w:tcW w:type="pct" w:w="62%"/>
+            <w:shd w:fill="EEF3F5"/>
+            <w:tcMar>
+              <w:top w:type="dxa" w:w="80"/>
+              <w:left w:type="dxa" w:w="120"/>
+              <w:bottom w:type="dxa" w:w="80"/>
+              <w:right w:type="dxa" w:w="120"/>
+            </w:tcMar>
+          </w:tcPr>
+          <w:p>
+            <w:pPr>
+              <w:spacing w:after="0" w:line="260"/>
+            </w:pPr>
+            <w:r>
+              <w:rPr>
+                <w:rFonts w:ascii="Calibri" w:cs="Calibri" w:eastAsia="Calibri" w:hAnsi="Calibri"/>
+                <w:b/>
+                <w:bCs/>
+                <w:color w:val="1F4E5F"/>
+                <w:sz w:val="20"/>
+                <w:szCs w:val="20"/>
+              </w:rPr>
+              <w:t xml:space="preserve">Why this one</w:t>
+            </w:r>
+          </w:p>
+        </w:tc>
+      </w:tr>
+      <w:tr>
+        <w:tc>
+          <w:tcPr>
+            <w:tcW w:type="pct" w:w="38%"/>
+            <w:tcMar>
+              <w:top w:type="dxa" w:w="80"/>
+              <w:left w:type="dxa" w:w="120"/>
+              <w:bottom w:type="dxa" w:w="80"/>
+              <w:right w:type="dxa" w:w="120"/>
+            </w:tcMar>
+          </w:tcPr>
+          <w:p>
+            <w:pPr>
+              <w:spacing w:after="0" w:line="260"/>
+            </w:pPr>
+            <w:r>
+              <w:rPr>
+                <w:rFonts w:ascii="Calibri" w:cs="Calibri" w:eastAsia="Calibri" w:hAnsi="Calibri"/>
+                <w:b/>
+                <w:bCs/>
+                <w:sz w:val="20"/>
+                <w:szCs w:val="20"/>
+              </w:rPr>
+              <w:t xml:space="preserve">dana.reyes@coastaleats.com</w:t>
+            </w:r>
+          </w:p>
+        </w:tc>
+        <w:tc>
+          <w:tcPr>
+            <w:tcW w:type="pct" w:w="62%"/>
+            <w:tcMar>
+              <w:top w:type="dxa" w:w="80"/>
+              <w:left w:type="dxa" w:w="120"/>
+              <w:bottom w:type="dxa" w:w="80"/>
+              <w:right w:type="dxa" w:w="120"/>
+            </w:tcMar>
+          </w:tcPr>
+          <w:p>
+            <w:pPr>
+              <w:spacing w:after="0" w:line="260"/>
+            </w:pPr>
+            <w:r>
+              <w:rPr>
+                <w:rFonts w:ascii="Calibri" w:cs="Calibri" w:eastAsia="Calibri" w:hAnsi="Calibri"/>
+                <w:b w:val="false"/>
+                <w:bCs w:val="false"/>
+                <w:sz w:val="20"/>
+                <w:szCs w:val="20"/>
+              </w:rPr>
+              <w:t xml:space="preserve">Admin — audit trail and email outbox</w:t>
+            </w:r>
+          </w:p>
+        </w:tc>
+      </w:tr>
+      <w:tr>
+        <w:tc>
+          <w:tcPr>
+            <w:tcW w:type="pct" w:w="38%"/>
+            <w:tcMar>
+              <w:top w:type="dxa" w:w="80"/>
+              <w:left w:type="dxa" w:w="120"/>
+              <w:bottom w:type="dxa" w:w="80"/>
+              <w:right w:type="dxa" w:w="120"/>
+            </w:tcMar>
+          </w:tcPr>
+          <w:p>
+            <w:pPr>
+              <w:spacing w:after="0" w:line="260"/>
+            </w:pPr>
+            <w:r>
+              <w:rPr>
+                <w:rFonts w:ascii="Calibri" w:cs="Calibri" w:eastAsia="Calibri" w:hAnsi="Calibri"/>
+                <w:b/>
+                <w:bCs/>
+                <w:sz w:val="20"/>
+                <w:szCs w:val="20"/>
+              </w:rPr>
+              <w:t xml:space="preserve">priya.nadkarni@coastaleats.com</w:t>
+            </w:r>
+          </w:p>
+        </w:tc>
+        <w:tc>
+          <w:tcPr>
+            <w:tcW w:type="pct" w:w="62%"/>
+            <w:tcMar>
+              <w:top w:type="dxa" w:w="80"/>
+              <w:left w:type="dxa" w:w="120"/>
+              <w:bottom w:type="dxa" w:w="80"/>
+              <w:right w:type="dxa" w:w="120"/>
+            </w:tcMar>
+          </w:tcPr>
+          <w:p>
+            <w:pPr>
+              <w:spacing w:after="0" w:line="260"/>
+            </w:pPr>
+            <w:r>
+              <w:rPr>
+                <w:rFonts w:ascii="Calibri" w:cs="Calibri" w:eastAsia="Calibri" w:hAnsi="Calibri"/>
+                <w:b w:val="false"/>
+                <w:bCs w:val="false"/>
+                <w:sz w:val="20"/>
+                <w:szCs w:val="20"/>
+              </w:rPr>
+              <w:t xml:space="preserve">Manager — the coverage-gap and fairness scenarios</w:t>
+            </w:r>
+          </w:p>
+        </w:tc>
+      </w:tr>
+      <w:tr>
+        <w:tc>
+          <w:tcPr>
+            <w:tcW w:type="pct" w:w="38%"/>
+            <w:tcMar>
+              <w:top w:type="dxa" w:w="80"/>
+              <w:left w:type="dxa" w:w="120"/>
+              <w:bottom w:type="dxa" w:w="80"/>
+              <w:right w:type="dxa" w:w="120"/>
+            </w:tcMar>
+          </w:tcPr>
+          <w:p>
+            <w:pPr>
+              <w:spacing w:after="0" w:line="260"/>
+            </w:pPr>
+            <w:r>
+              <w:rPr>
+                <w:rFonts w:ascii="Calibri" w:cs="Calibri" w:eastAsia="Calibri" w:hAnsi="Calibri"/>
+                <w:b/>
+                <w:bCs/>
+                <w:sz w:val="20"/>
+                <w:szCs w:val="20"/>
+              </w:rPr>
+              <w:t xml:space="preserve">marcus.hale@coastaleats.com</w:t>
+            </w:r>
+          </w:p>
+        </w:tc>
+        <w:tc>
+          <w:tcPr>
+            <w:tcW w:type="pct" w:w="62%"/>
+            <w:tcMar>
+              <w:top w:type="dxa" w:w="80"/>
+              <w:left w:type="dxa" w:w="120"/>
+              <w:bottom w:type="dxa" w:w="80"/>
+              <w:right w:type="dxa" w:w="120"/>
+            </w:tcMar>
+          </w:tcPr>
+          <w:p>
+            <w:pPr>
+              <w:spacing w:after="0" w:line="260"/>
+            </w:pPr>
+            <w:r>
+              <w:rPr>
+                <w:rFonts w:ascii="Calibri" w:cs="Calibri" w:eastAsia="Calibri" w:hAnsi="Calibri"/>
+                <w:b w:val="false"/>
+                <w:bCs w:val="false"/>
+                <w:sz w:val="20"/>
+                <w:szCs w:val="20"/>
+              </w:rPr>
+              <w:t xml:space="preserve">Manager — the overtime and compliance scenarios</w:t>
+            </w:r>
+          </w:p>
+        </w:tc>
+      </w:tr>
+      <w:tr>
+        <w:tc>
+          <w:tcPr>
+            <w:tcW w:type="pct" w:w="38%"/>
+            <w:tcMar>
+              <w:top w:type="dxa" w:w="80"/>
+              <w:left w:type="dxa" w:w="120"/>
+              <w:bottom w:type="dxa" w:w="80"/>
+              <w:right w:type="dxa" w:w="120"/>
+            </w:tcMar>
+          </w:tcPr>
+          <w:p>
+            <w:pPr>
+              <w:spacing w:after="0" w:line="260"/>
+            </w:pPr>
+            <w:r>
+              <w:rPr>
+                <w:rFonts w:ascii="Calibri" w:cs="Calibri" w:eastAsia="Calibri" w:hAnsi="Calibri"/>
+                <w:b/>
+                <w:bCs/>
+                <w:sz w:val="20"/>
+                <w:szCs w:val="20"/>
+              </w:rPr>
+              <w:t xml:space="preserve">sarah.chen@coastaleats.com</w:t>
+            </w:r>
+          </w:p>
+        </w:tc>
+        <w:tc>
+          <w:tcPr>
+            <w:tcW w:type="pct" w:w="62%"/>
+            <w:tcMar>
+              <w:top w:type="dxa" w:w="80"/>
+              <w:left w:type="dxa" w:w="120"/>
+              <w:bottom w:type="dxa" w:w="80"/>
+              <w:right w:type="dxa" w:w="120"/>
+            </w:tcMar>
+          </w:tcPr>
+          <w:p>
+            <w:pPr>
+              <w:spacing w:after="0" w:line="260"/>
+            </w:pPr>
+            <w:r>
+              <w:rPr>
+                <w:rFonts w:ascii="Calibri" w:cs="Calibri" w:eastAsia="Calibri" w:hAnsi="Calibri"/>
+                <w:b w:val="false"/>
+                <w:bCs w:val="false"/>
+                <w:sz w:val="20"/>
+                <w:szCs w:val="20"/>
+              </w:rPr>
+              <w:t xml:space="preserve">Staff — certified in both timezones, so availability asks which zone applies</w:t>
+            </w:r>
+          </w:p>
+        </w:tc>
+      </w:tr>
+      <w:tr>
+        <w:tc>
+          <w:tcPr>
+            <w:tcW w:type="pct" w:w="38%"/>
+            <w:tcMar>
+              <w:top w:type="dxa" w:w="80"/>
+              <w:left w:type="dxa" w:w="120"/>
+              <w:bottom w:type="dxa" w:w="80"/>
+              <w:right w:type="dxa" w:w="120"/>
+            </w:tcMar>
+          </w:tcPr>
+          <w:p>
+            <w:pPr>
+              <w:spacing w:after="0" w:line="260"/>
+            </w:pPr>
+            <w:r>
+              <w:rPr>
+                <w:rFonts w:ascii="Calibri" w:cs="Calibri" w:eastAsia="Calibri" w:hAnsi="Calibri"/>
+                <w:b/>
+                <w:bCs/>
+                <w:sz w:val="20"/>
+                <w:szCs w:val="20"/>
+              </w:rPr>
+              <w:t xml:space="preserve">marco.ruiz@coastaleats.com</w:t>
+            </w:r>
+          </w:p>
+        </w:tc>
+        <w:tc>
+          <w:tcPr>
+            <w:tcW w:type="pct" w:w="62%"/>
+            <w:tcMar>
+              <w:top w:type="dxa" w:w="80"/>
+              <w:left w:type="dxa" w:w="120"/>
+              <w:bottom w:type="dxa" w:w="80"/>
+              <w:right w:type="dxa" w:w="120"/>
+            </w:tcMar>
+          </w:tcPr>
+          <w:p>
+            <w:pPr>
+              <w:spacing w:after="0" w:line="260"/>
+            </w:pPr>
+            <w:r>
+              <w:rPr>
+                <w:rFonts w:ascii="Calibri" w:cs="Calibri" w:eastAsia="Calibri" w:hAnsi="Calibri"/>
+                <w:b w:val="false"/>
+                <w:bCs w:val="false"/>
+                <w:sz w:val="20"/>
+                <w:szCs w:val="20"/>
+              </w:rPr>
+              <w:t xml:space="preserve">Staff — the 52-hour overtime case</w:t>
+            </w:r>
+          </w:p>
+        </w:tc>
+      </w:tr>
+      <w:tr>
+        <w:tc>
+          <w:tcPr>
+            <w:tcW w:type="pct" w:w="38%"/>
+            <w:tcMar>
+              <w:top w:type="dxa" w:w="80"/>
+              <w:left w:type="dxa" w:w="120"/>
+              <w:bottom w:type="dxa" w:w="80"/>
+              <w:right w:type="dxa" w:w="120"/>
+            </w:tcMar>
+          </w:tcPr>
+          <w:p>
+            <w:pPr>
+              <w:spacing w:after="0" w:line="260"/>
+            </w:pPr>
+            <w:r>
+              <w:rPr>
+                <w:rFonts w:ascii="Calibri" w:cs="Calibri" w:eastAsia="Calibri" w:hAnsi="Calibri"/>
+                <w:b/>
+                <w:bCs/>
+                <w:sz w:val="20"/>
+                <w:szCs w:val="20"/>
+              </w:rPr>
+              <w:t xml:space="preserve">jordan.blake@coastaleats.com</w:t>
+            </w:r>
+          </w:p>
+        </w:tc>
+        <w:tc>
+          <w:tcPr>
+            <w:tcW w:type="pct" w:w="62%"/>
+            <w:tcMar>
+              <w:top w:type="dxa" w:w="80"/>
+              <w:left w:type="dxa" w:w="120"/>
+              <w:bottom w:type="dxa" w:w="80"/>
+              <w:right w:type="dxa" w:w="120"/>
+            </w:tcMar>
+          </w:tcPr>
+          <w:p>
+            <w:pPr>
+              <w:spacing w:after="0" w:line="260"/>
+            </w:pPr>
+            <w:r>
+              <w:rPr>
+                <w:rFonts w:ascii="Calibri" w:cs="Calibri" w:eastAsia="Calibri" w:hAnsi="Calibri"/>
+                <w:b w:val="false"/>
+                <w:bCs w:val="false"/>
+                <w:sz w:val="20"/>
+                <w:szCs w:val="20"/>
+              </w:rPr>
+              <w:t xml:space="preserve">Staff — the fairness complaint</w:t>
+            </w:r>
+          </w:p>
+        </w:tc>
+      </w:tr>
+    </w:tbl>
     <w:p>
       <w:pPr>
         <w:pStyle w:val="Heading2"/>
@@ -1166,7 +1261,2477 @@
           <w:sz w:val="26"/>
           <w:szCs w:val="26"/>
         </w:rPr>
-        <w:t xml:space="preserve">Assumptions where the brief was ambiguous</w:t>
+        <w:t xml:space="preserve">Full roster</w:t>
+      </w:r>
+    </w:p>
+    <w:p>
+      <w:pPr>
+        <w:spacing w:after="160" w:line="280"/>
+      </w:pPr>
+      <w:r>
+        <w:rPr>
+          <w:rFonts w:ascii="Calibri" w:cs="Calibri" w:eastAsia="Calibri" w:hAnsi="Calibri"/>
+          <w:sz w:val="21"/>
+          <w:szCs w:val="21"/>
+        </w:rPr>
+        <w:t xml:space="preserve">Seventeen accounts, sized so the constraint engine has real choices to make and real refusals to explain.</w:t>
+      </w:r>
+    </w:p>
+    <w:tbl>
+      <w:tblPr>
+        <w:tblW w:type="pct" w:w="100%"/>
+        <w:tblBorders>
+          <w:top w:val="single" w:color="C9D6DB" w:sz="2"/>
+          <w:left w:val="single" w:color="C9D6DB" w:sz="2"/>
+          <w:bottom w:val="single" w:color="C9D6DB" w:sz="2"/>
+          <w:right w:val="single" w:color="C9D6DB" w:sz="2"/>
+          <w:insideH w:val="single" w:color="C9D6DB" w:sz="2"/>
+          <w:insideV w:val="single" w:color="C9D6DB" w:sz="2"/>
+        </w:tblBorders>
+      </w:tblPr>
+      <w:tblGrid>
+        <w:gridCol w:w="100"/>
+        <w:gridCol w:w="100"/>
+        <w:gridCol w:w="100"/>
+        <w:gridCol w:w="100"/>
+        <w:gridCol w:w="100"/>
+      </w:tblGrid>
+      <w:tr>
+        <w:trPr>
+          <w:tblHeader/>
+        </w:trPr>
+        <w:tc>
+          <w:tcPr>
+            <w:tcW w:type="pct" w:w="20%"/>
+            <w:shd w:fill="EEF3F5"/>
+            <w:tcMar>
+              <w:top w:type="dxa" w:w="80"/>
+              <w:left w:type="dxa" w:w="120"/>
+              <w:bottom w:type="dxa" w:w="80"/>
+              <w:right w:type="dxa" w:w="120"/>
+            </w:tcMar>
+          </w:tcPr>
+          <w:p>
+            <w:pPr>
+              <w:spacing w:after="0" w:line="260"/>
+            </w:pPr>
+            <w:r>
+              <w:rPr>
+                <w:rFonts w:ascii="Calibri" w:cs="Calibri" w:eastAsia="Calibri" w:hAnsi="Calibri"/>
+                <w:b/>
+                <w:bCs/>
+                <w:color w:val="1F4E5F"/>
+                <w:sz w:val="20"/>
+                <w:szCs w:val="20"/>
+              </w:rPr>
+              <w:t xml:space="preserve">Name</w:t>
+            </w:r>
+          </w:p>
+        </w:tc>
+        <w:tc>
+          <w:tcPr>
+            <w:tcW w:type="pct" w:w="12%"/>
+            <w:shd w:fill="EEF3F5"/>
+            <w:tcMar>
+              <w:top w:type="dxa" w:w="80"/>
+              <w:left w:type="dxa" w:w="120"/>
+              <w:bottom w:type="dxa" w:w="80"/>
+              <w:right w:type="dxa" w:w="120"/>
+            </w:tcMar>
+          </w:tcPr>
+          <w:p>
+            <w:pPr>
+              <w:spacing w:after="0" w:line="260"/>
+            </w:pPr>
+            <w:r>
+              <w:rPr>
+                <w:rFonts w:ascii="Calibri" w:cs="Calibri" w:eastAsia="Calibri" w:hAnsi="Calibri"/>
+                <w:b/>
+                <w:bCs/>
+                <w:color w:val="1F4E5F"/>
+                <w:sz w:val="20"/>
+                <w:szCs w:val="20"/>
+              </w:rPr>
+              <w:t xml:space="preserve">Role</w:t>
+            </w:r>
+          </w:p>
+        </w:tc>
+        <w:tc>
+          <w:tcPr>
+            <w:tcW w:type="pct" w:w="26%"/>
+            <w:shd w:fill="EEF3F5"/>
+            <w:tcMar>
+              <w:top w:type="dxa" w:w="80"/>
+              <w:left w:type="dxa" w:w="120"/>
+              <w:bottom w:type="dxa" w:w="80"/>
+              <w:right w:type="dxa" w:w="120"/>
+            </w:tcMar>
+          </w:tcPr>
+          <w:p>
+            <w:pPr>
+              <w:spacing w:after="0" w:line="260"/>
+            </w:pPr>
+            <w:r>
+              <w:rPr>
+                <w:rFonts w:ascii="Calibri" w:cs="Calibri" w:eastAsia="Calibri" w:hAnsi="Calibri"/>
+                <w:b/>
+                <w:bCs/>
+                <w:color w:val="1F4E5F"/>
+                <w:sz w:val="20"/>
+                <w:szCs w:val="20"/>
+              </w:rPr>
+              <w:t xml:space="preserve">Skills</w:t>
+            </w:r>
+          </w:p>
+        </w:tc>
+        <w:tc>
+          <w:tcPr>
+            <w:tcW w:type="pct" w:w="28%"/>
+            <w:shd w:fill="EEF3F5"/>
+            <w:tcMar>
+              <w:top w:type="dxa" w:w="80"/>
+              <w:left w:type="dxa" w:w="120"/>
+              <w:bottom w:type="dxa" w:w="80"/>
+              <w:right w:type="dxa" w:w="120"/>
+            </w:tcMar>
+          </w:tcPr>
+          <w:p>
+            <w:pPr>
+              <w:spacing w:after="0" w:line="260"/>
+            </w:pPr>
+            <w:r>
+              <w:rPr>
+                <w:rFonts w:ascii="Calibri" w:cs="Calibri" w:eastAsia="Calibri" w:hAnsi="Calibri"/>
+                <w:b/>
+                <w:bCs/>
+                <w:color w:val="1F4E5F"/>
+                <w:sz w:val="20"/>
+                <w:szCs w:val="20"/>
+              </w:rPr>
+              <w:t xml:space="preserve">Certified at</w:t>
+            </w:r>
+          </w:p>
+        </w:tc>
+        <w:tc>
+          <w:tcPr>
+            <w:tcW w:type="pct" w:w="14%"/>
+            <w:shd w:fill="EEF3F5"/>
+            <w:tcMar>
+              <w:top w:type="dxa" w:w="80"/>
+              <w:left w:type="dxa" w:w="120"/>
+              <w:bottom w:type="dxa" w:w="80"/>
+              <w:right w:type="dxa" w:w="120"/>
+            </w:tcMar>
+          </w:tcPr>
+          <w:p>
+            <w:pPr>
+              <w:spacing w:after="0" w:line="260"/>
+            </w:pPr>
+            <w:r>
+              <w:rPr>
+                <w:rFonts w:ascii="Calibri" w:cs="Calibri" w:eastAsia="Calibri" w:hAnsi="Calibri"/>
+                <w:b/>
+                <w:bCs/>
+                <w:color w:val="1F4E5F"/>
+                <w:sz w:val="20"/>
+                <w:szCs w:val="20"/>
+              </w:rPr>
+              <w:t xml:space="preserve">Wants</w:t>
+            </w:r>
+          </w:p>
+        </w:tc>
+      </w:tr>
+      <w:tr>
+        <w:tc>
+          <w:tcPr>
+            <w:tcW w:type="pct" w:w="20%"/>
+            <w:tcMar>
+              <w:top w:type="dxa" w:w="80"/>
+              <w:left w:type="dxa" w:w="120"/>
+              <w:bottom w:type="dxa" w:w="80"/>
+              <w:right w:type="dxa" w:w="120"/>
+            </w:tcMar>
+          </w:tcPr>
+          <w:p>
+            <w:pPr>
+              <w:spacing w:after="0" w:line="260"/>
+            </w:pPr>
+            <w:r>
+              <w:rPr>
+                <w:rFonts w:ascii="Calibri" w:cs="Calibri" w:eastAsia="Calibri" w:hAnsi="Calibri"/>
+                <w:b/>
+                <w:bCs/>
+                <w:sz w:val="20"/>
+                <w:szCs w:val="20"/>
+              </w:rPr>
+              <w:t xml:space="preserve">Dana Reyes</w:t>
+            </w:r>
+          </w:p>
+        </w:tc>
+        <w:tc>
+          <w:tcPr>
+            <w:tcW w:type="pct" w:w="12%"/>
+            <w:tcMar>
+              <w:top w:type="dxa" w:w="80"/>
+              <w:left w:type="dxa" w:w="120"/>
+              <w:bottom w:type="dxa" w:w="80"/>
+              <w:right w:type="dxa" w:w="120"/>
+            </w:tcMar>
+          </w:tcPr>
+          <w:p>
+            <w:pPr>
+              <w:spacing w:after="0" w:line="260"/>
+            </w:pPr>
+            <w:r>
+              <w:rPr>
+                <w:rFonts w:ascii="Calibri" w:cs="Calibri" w:eastAsia="Calibri" w:hAnsi="Calibri"/>
+                <w:b w:val="false"/>
+                <w:bCs w:val="false"/>
+                <w:sz w:val="20"/>
+                <w:szCs w:val="20"/>
+              </w:rPr>
+              <w:t xml:space="preserve">Admin</w:t>
+            </w:r>
+          </w:p>
+        </w:tc>
+        <w:tc>
+          <w:tcPr>
+            <w:tcW w:type="pct" w:w="26%"/>
+            <w:tcMar>
+              <w:top w:type="dxa" w:w="80"/>
+              <w:left w:type="dxa" w:w="120"/>
+              <w:bottom w:type="dxa" w:w="80"/>
+              <w:right w:type="dxa" w:w="120"/>
+            </w:tcMar>
+          </w:tcPr>
+          <w:p>
+            <w:pPr>
+              <w:spacing w:after="0" w:line="260"/>
+            </w:pPr>
+            <w:r>
+              <w:rPr>
+                <w:rFonts w:ascii="Calibri" w:cs="Calibri" w:eastAsia="Calibri" w:hAnsi="Calibri"/>
+                <w:b w:val="false"/>
+                <w:bCs w:val="false"/>
+                <w:sz w:val="20"/>
+                <w:szCs w:val="20"/>
+              </w:rPr>
+              <w:t xml:space="preserve">—</w:t>
+            </w:r>
+          </w:p>
+        </w:tc>
+        <w:tc>
+          <w:tcPr>
+            <w:tcW w:type="pct" w:w="28%"/>
+            <w:tcMar>
+              <w:top w:type="dxa" w:w="80"/>
+              <w:left w:type="dxa" w:w="120"/>
+              <w:bottom w:type="dxa" w:w="80"/>
+              <w:right w:type="dxa" w:w="120"/>
+            </w:tcMar>
+          </w:tcPr>
+          <w:p>
+            <w:pPr>
+              <w:spacing w:after="0" w:line="260"/>
+            </w:pPr>
+            <w:r>
+              <w:rPr>
+                <w:rFonts w:ascii="Calibri" w:cs="Calibri" w:eastAsia="Calibri" w:hAnsi="Calibri"/>
+                <w:b w:val="false"/>
+                <w:bCs w:val="false"/>
+                <w:sz w:val="20"/>
+                <w:szCs w:val="20"/>
+              </w:rPr>
+              <w:t xml:space="preserve">All locations</w:t>
+            </w:r>
+          </w:p>
+        </w:tc>
+        <w:tc>
+          <w:tcPr>
+            <w:tcW w:type="pct" w:w="14%"/>
+            <w:tcMar>
+              <w:top w:type="dxa" w:w="80"/>
+              <w:left w:type="dxa" w:w="120"/>
+              <w:bottom w:type="dxa" w:w="80"/>
+              <w:right w:type="dxa" w:w="120"/>
+            </w:tcMar>
+          </w:tcPr>
+          <w:p>
+            <w:pPr>
+              <w:spacing w:after="0" w:line="260"/>
+            </w:pPr>
+            <w:r>
+              <w:rPr>
+                <w:rFonts w:ascii="Calibri" w:cs="Calibri" w:eastAsia="Calibri" w:hAnsi="Calibri"/>
+                <w:b w:val="false"/>
+                <w:bCs w:val="false"/>
+                <w:sz w:val="20"/>
+                <w:szCs w:val="20"/>
+              </w:rPr>
+              <w:t xml:space="preserve">—</w:t>
+            </w:r>
+          </w:p>
+        </w:tc>
+      </w:tr>
+      <w:tr>
+        <w:tc>
+          <w:tcPr>
+            <w:tcW w:type="pct" w:w="20%"/>
+            <w:tcMar>
+              <w:top w:type="dxa" w:w="80"/>
+              <w:left w:type="dxa" w:w="120"/>
+              <w:bottom w:type="dxa" w:w="80"/>
+              <w:right w:type="dxa" w:w="120"/>
+            </w:tcMar>
+          </w:tcPr>
+          <w:p>
+            <w:pPr>
+              <w:spacing w:after="0" w:line="260"/>
+            </w:pPr>
+            <w:r>
+              <w:rPr>
+                <w:rFonts w:ascii="Calibri" w:cs="Calibri" w:eastAsia="Calibri" w:hAnsi="Calibri"/>
+                <w:b/>
+                <w:bCs/>
+                <w:sz w:val="20"/>
+                <w:szCs w:val="20"/>
+              </w:rPr>
+              <w:t xml:space="preserve">Marcus Hale</w:t>
+            </w:r>
+          </w:p>
+        </w:tc>
+        <w:tc>
+          <w:tcPr>
+            <w:tcW w:type="pct" w:w="12%"/>
+            <w:tcMar>
+              <w:top w:type="dxa" w:w="80"/>
+              <w:left w:type="dxa" w:w="120"/>
+              <w:bottom w:type="dxa" w:w="80"/>
+              <w:right w:type="dxa" w:w="120"/>
+            </w:tcMar>
+          </w:tcPr>
+          <w:p>
+            <w:pPr>
+              <w:spacing w:after="0" w:line="260"/>
+            </w:pPr>
+            <w:r>
+              <w:rPr>
+                <w:rFonts w:ascii="Calibri" w:cs="Calibri" w:eastAsia="Calibri" w:hAnsi="Calibri"/>
+                <w:b w:val="false"/>
+                <w:bCs w:val="false"/>
+                <w:sz w:val="20"/>
+                <w:szCs w:val="20"/>
+              </w:rPr>
+              <w:t xml:space="preserve">Manager</w:t>
+            </w:r>
+          </w:p>
+        </w:tc>
+        <w:tc>
+          <w:tcPr>
+            <w:tcW w:type="pct" w:w="26%"/>
+            <w:tcMar>
+              <w:top w:type="dxa" w:w="80"/>
+              <w:left w:type="dxa" w:w="120"/>
+              <w:bottom w:type="dxa" w:w="80"/>
+              <w:right w:type="dxa" w:w="120"/>
+            </w:tcMar>
+          </w:tcPr>
+          <w:p>
+            <w:pPr>
+              <w:spacing w:after="0" w:line="260"/>
+            </w:pPr>
+            <w:r>
+              <w:rPr>
+                <w:rFonts w:ascii="Calibri" w:cs="Calibri" w:eastAsia="Calibri" w:hAnsi="Calibri"/>
+                <w:b w:val="false"/>
+                <w:bCs w:val="false"/>
+                <w:sz w:val="20"/>
+                <w:szCs w:val="20"/>
+              </w:rPr>
+              <w:t xml:space="preserve">—</w:t>
+            </w:r>
+          </w:p>
+        </w:tc>
+        <w:tc>
+          <w:tcPr>
+            <w:tcW w:type="pct" w:w="28%"/>
+            <w:tcMar>
+              <w:top w:type="dxa" w:w="80"/>
+              <w:left w:type="dxa" w:w="120"/>
+              <w:bottom w:type="dxa" w:w="80"/>
+              <w:right w:type="dxa" w:w="120"/>
+            </w:tcMar>
+          </w:tcPr>
+          <w:p>
+            <w:pPr>
+              <w:spacing w:after="0" w:line="260"/>
+            </w:pPr>
+            <w:r>
+              <w:rPr>
+                <w:rFonts w:ascii="Calibri" w:cs="Calibri" w:eastAsia="Calibri" w:hAnsi="Calibri"/>
+                <w:b w:val="false"/>
+                <w:bCs w:val="false"/>
+                <w:sz w:val="20"/>
+                <w:szCs w:val="20"/>
+              </w:rPr>
+              <w:t xml:space="preserve">Santa Monica, Portland</w:t>
+            </w:r>
+          </w:p>
+        </w:tc>
+        <w:tc>
+          <w:tcPr>
+            <w:tcW w:type="pct" w:w="14%"/>
+            <w:tcMar>
+              <w:top w:type="dxa" w:w="80"/>
+              <w:left w:type="dxa" w:w="120"/>
+              <w:bottom w:type="dxa" w:w="80"/>
+              <w:right w:type="dxa" w:w="120"/>
+            </w:tcMar>
+          </w:tcPr>
+          <w:p>
+            <w:pPr>
+              <w:spacing w:after="0" w:line="260"/>
+            </w:pPr>
+            <w:r>
+              <w:rPr>
+                <w:rFonts w:ascii="Calibri" w:cs="Calibri" w:eastAsia="Calibri" w:hAnsi="Calibri"/>
+                <w:b w:val="false"/>
+                <w:bCs w:val="false"/>
+                <w:sz w:val="20"/>
+                <w:szCs w:val="20"/>
+              </w:rPr>
+              <w:t xml:space="preserve">—</w:t>
+            </w:r>
+          </w:p>
+        </w:tc>
+      </w:tr>
+      <w:tr>
+        <w:tc>
+          <w:tcPr>
+            <w:tcW w:type="pct" w:w="20%"/>
+            <w:tcMar>
+              <w:top w:type="dxa" w:w="80"/>
+              <w:left w:type="dxa" w:w="120"/>
+              <w:bottom w:type="dxa" w:w="80"/>
+              <w:right w:type="dxa" w:w="120"/>
+            </w:tcMar>
+          </w:tcPr>
+          <w:p>
+            <w:pPr>
+              <w:spacing w:after="0" w:line="260"/>
+            </w:pPr>
+            <w:r>
+              <w:rPr>
+                <w:rFonts w:ascii="Calibri" w:cs="Calibri" w:eastAsia="Calibri" w:hAnsi="Calibri"/>
+                <w:b/>
+                <w:bCs/>
+                <w:sz w:val="20"/>
+                <w:szCs w:val="20"/>
+              </w:rPr>
+              <w:t xml:space="preserve">Priya Nadkarni</w:t>
+            </w:r>
+          </w:p>
+        </w:tc>
+        <w:tc>
+          <w:tcPr>
+            <w:tcW w:type="pct" w:w="12%"/>
+            <w:tcMar>
+              <w:top w:type="dxa" w:w="80"/>
+              <w:left w:type="dxa" w:w="120"/>
+              <w:bottom w:type="dxa" w:w="80"/>
+              <w:right w:type="dxa" w:w="120"/>
+            </w:tcMar>
+          </w:tcPr>
+          <w:p>
+            <w:pPr>
+              <w:spacing w:after="0" w:line="260"/>
+            </w:pPr>
+            <w:r>
+              <w:rPr>
+                <w:rFonts w:ascii="Calibri" w:cs="Calibri" w:eastAsia="Calibri" w:hAnsi="Calibri"/>
+                <w:b w:val="false"/>
+                <w:bCs w:val="false"/>
+                <w:sz w:val="20"/>
+                <w:szCs w:val="20"/>
+              </w:rPr>
+              <w:t xml:space="preserve">Manager</w:t>
+            </w:r>
+          </w:p>
+        </w:tc>
+        <w:tc>
+          <w:tcPr>
+            <w:tcW w:type="pct" w:w="26%"/>
+            <w:tcMar>
+              <w:top w:type="dxa" w:w="80"/>
+              <w:left w:type="dxa" w:w="120"/>
+              <w:bottom w:type="dxa" w:w="80"/>
+              <w:right w:type="dxa" w:w="120"/>
+            </w:tcMar>
+          </w:tcPr>
+          <w:p>
+            <w:pPr>
+              <w:spacing w:after="0" w:line="260"/>
+            </w:pPr>
+            <w:r>
+              <w:rPr>
+                <w:rFonts w:ascii="Calibri" w:cs="Calibri" w:eastAsia="Calibri" w:hAnsi="Calibri"/>
+                <w:b w:val="false"/>
+                <w:bCs w:val="false"/>
+                <w:sz w:val="20"/>
+                <w:szCs w:val="20"/>
+              </w:rPr>
+              <w:t xml:space="preserve">—</w:t>
+            </w:r>
+          </w:p>
+        </w:tc>
+        <w:tc>
+          <w:tcPr>
+            <w:tcW w:type="pct" w:w="28%"/>
+            <w:tcMar>
+              <w:top w:type="dxa" w:w="80"/>
+              <w:left w:type="dxa" w:w="120"/>
+              <w:bottom w:type="dxa" w:w="80"/>
+              <w:right w:type="dxa" w:w="120"/>
+            </w:tcMar>
+          </w:tcPr>
+          <w:p>
+            <w:pPr>
+              <w:spacing w:after="0" w:line="260"/>
+            </w:pPr>
+            <w:r>
+              <w:rPr>
+                <w:rFonts w:ascii="Calibri" w:cs="Calibri" w:eastAsia="Calibri" w:hAnsi="Calibri"/>
+                <w:b w:val="false"/>
+                <w:bCs w:val="false"/>
+                <w:sz w:val="20"/>
+                <w:szCs w:val="20"/>
+              </w:rPr>
+              <w:t xml:space="preserve">Charleston, Columbus</w:t>
+            </w:r>
+          </w:p>
+        </w:tc>
+        <w:tc>
+          <w:tcPr>
+            <w:tcW w:type="pct" w:w="14%"/>
+            <w:tcMar>
+              <w:top w:type="dxa" w:w="80"/>
+              <w:left w:type="dxa" w:w="120"/>
+              <w:bottom w:type="dxa" w:w="80"/>
+              <w:right w:type="dxa" w:w="120"/>
+            </w:tcMar>
+          </w:tcPr>
+          <w:p>
+            <w:pPr>
+              <w:spacing w:after="0" w:line="260"/>
+            </w:pPr>
+            <w:r>
+              <w:rPr>
+                <w:rFonts w:ascii="Calibri" w:cs="Calibri" w:eastAsia="Calibri" w:hAnsi="Calibri"/>
+                <w:b w:val="false"/>
+                <w:bCs w:val="false"/>
+                <w:sz w:val="20"/>
+                <w:szCs w:val="20"/>
+              </w:rPr>
+              <w:t xml:space="preserve">—</w:t>
+            </w:r>
+          </w:p>
+        </w:tc>
+      </w:tr>
+      <w:tr>
+        <w:tc>
+          <w:tcPr>
+            <w:tcW w:type="pct" w:w="20%"/>
+            <w:tcMar>
+              <w:top w:type="dxa" w:w="80"/>
+              <w:left w:type="dxa" w:w="120"/>
+              <w:bottom w:type="dxa" w:w="80"/>
+              <w:right w:type="dxa" w:w="120"/>
+            </w:tcMar>
+          </w:tcPr>
+          <w:p>
+            <w:pPr>
+              <w:spacing w:after="0" w:line="260"/>
+            </w:pPr>
+            <w:r>
+              <w:rPr>
+                <w:rFonts w:ascii="Calibri" w:cs="Calibri" w:eastAsia="Calibri" w:hAnsi="Calibri"/>
+                <w:b/>
+                <w:bCs/>
+                <w:sz w:val="20"/>
+                <w:szCs w:val="20"/>
+              </w:rPr>
+              <w:t xml:space="preserve">Alicia Moreau</w:t>
+            </w:r>
+          </w:p>
+        </w:tc>
+        <w:tc>
+          <w:tcPr>
+            <w:tcW w:type="pct" w:w="12%"/>
+            <w:tcMar>
+              <w:top w:type="dxa" w:w="80"/>
+              <w:left w:type="dxa" w:w="120"/>
+              <w:bottom w:type="dxa" w:w="80"/>
+              <w:right w:type="dxa" w:w="120"/>
+            </w:tcMar>
+          </w:tcPr>
+          <w:p>
+            <w:pPr>
+              <w:spacing w:after="0" w:line="260"/>
+            </w:pPr>
+            <w:r>
+              <w:rPr>
+                <w:rFonts w:ascii="Calibri" w:cs="Calibri" w:eastAsia="Calibri" w:hAnsi="Calibri"/>
+                <w:b w:val="false"/>
+                <w:bCs w:val="false"/>
+                <w:sz w:val="20"/>
+                <w:szCs w:val="20"/>
+              </w:rPr>
+              <w:t xml:space="preserve">Staff</w:t>
+            </w:r>
+          </w:p>
+        </w:tc>
+        <w:tc>
+          <w:tcPr>
+            <w:tcW w:type="pct" w:w="26%"/>
+            <w:tcMar>
+              <w:top w:type="dxa" w:w="80"/>
+              <w:left w:type="dxa" w:w="120"/>
+              <w:bottom w:type="dxa" w:w="80"/>
+              <w:right w:type="dxa" w:w="120"/>
+            </w:tcMar>
+          </w:tcPr>
+          <w:p>
+            <w:pPr>
+              <w:spacing w:after="0" w:line="260"/>
+            </w:pPr>
+            <w:r>
+              <w:rPr>
+                <w:rFonts w:ascii="Calibri" w:cs="Calibri" w:eastAsia="Calibri" w:hAnsi="Calibri"/>
+                <w:b w:val="false"/>
+                <w:bCs w:val="false"/>
+                <w:sz w:val="20"/>
+                <w:szCs w:val="20"/>
+              </w:rPr>
+              <w:t xml:space="preserve">Line Cook, Server</w:t>
+            </w:r>
+          </w:p>
+        </w:tc>
+        <w:tc>
+          <w:tcPr>
+            <w:tcW w:type="pct" w:w="28%"/>
+            <w:tcMar>
+              <w:top w:type="dxa" w:w="80"/>
+              <w:left w:type="dxa" w:w="120"/>
+              <w:bottom w:type="dxa" w:w="80"/>
+              <w:right w:type="dxa" w:w="120"/>
+            </w:tcMar>
+          </w:tcPr>
+          <w:p>
+            <w:pPr>
+              <w:spacing w:after="0" w:line="260"/>
+            </w:pPr>
+            <w:r>
+              <w:rPr>
+                <w:rFonts w:ascii="Calibri" w:cs="Calibri" w:eastAsia="Calibri" w:hAnsi="Calibri"/>
+                <w:b w:val="false"/>
+                <w:bCs w:val="false"/>
+                <w:sz w:val="20"/>
+                <w:szCs w:val="20"/>
+              </w:rPr>
+              <w:t xml:space="preserve">Charleston, Columbus</w:t>
+            </w:r>
+          </w:p>
+        </w:tc>
+        <w:tc>
+          <w:tcPr>
+            <w:tcW w:type="pct" w:w="14%"/>
+            <w:tcMar>
+              <w:top w:type="dxa" w:w="80"/>
+              <w:left w:type="dxa" w:w="120"/>
+              <w:bottom w:type="dxa" w:w="80"/>
+              <w:right w:type="dxa" w:w="120"/>
+            </w:tcMar>
+          </w:tcPr>
+          <w:p>
+            <w:pPr>
+              <w:spacing w:after="0" w:line="260"/>
+            </w:pPr>
+            <w:r>
+              <w:rPr>
+                <w:rFonts w:ascii="Calibri" w:cs="Calibri" w:eastAsia="Calibri" w:hAnsi="Calibri"/>
+                <w:b w:val="false"/>
+                <w:bCs w:val="false"/>
+                <w:sz w:val="20"/>
+                <w:szCs w:val="20"/>
+              </w:rPr>
+              <w:t xml:space="preserve">28h</w:t>
+            </w:r>
+          </w:p>
+        </w:tc>
+      </w:tr>
+      <w:tr>
+        <w:tc>
+          <w:tcPr>
+            <w:tcW w:type="pct" w:w="20%"/>
+            <w:tcMar>
+              <w:top w:type="dxa" w:w="80"/>
+              <w:left w:type="dxa" w:w="120"/>
+              <w:bottom w:type="dxa" w:w="80"/>
+              <w:right w:type="dxa" w:w="120"/>
+            </w:tcMar>
+          </w:tcPr>
+          <w:p>
+            <w:pPr>
+              <w:spacing w:after="0" w:line="260"/>
+            </w:pPr>
+            <w:r>
+              <w:rPr>
+                <w:rFonts w:ascii="Calibri" w:cs="Calibri" w:eastAsia="Calibri" w:hAnsi="Calibri"/>
+                <w:b/>
+                <w:bCs/>
+                <w:sz w:val="20"/>
+                <w:szCs w:val="20"/>
+              </w:rPr>
+              <w:t xml:space="preserve">Ben Harlow</w:t>
+            </w:r>
+          </w:p>
+        </w:tc>
+        <w:tc>
+          <w:tcPr>
+            <w:tcW w:type="pct" w:w="12%"/>
+            <w:tcMar>
+              <w:top w:type="dxa" w:w="80"/>
+              <w:left w:type="dxa" w:w="120"/>
+              <w:bottom w:type="dxa" w:w="80"/>
+              <w:right w:type="dxa" w:w="120"/>
+            </w:tcMar>
+          </w:tcPr>
+          <w:p>
+            <w:pPr>
+              <w:spacing w:after="0" w:line="260"/>
+            </w:pPr>
+            <w:r>
+              <w:rPr>
+                <w:rFonts w:ascii="Calibri" w:cs="Calibri" w:eastAsia="Calibri" w:hAnsi="Calibri"/>
+                <w:b w:val="false"/>
+                <w:bCs w:val="false"/>
+                <w:sz w:val="20"/>
+                <w:szCs w:val="20"/>
+              </w:rPr>
+              <w:t xml:space="preserve">Staff</w:t>
+            </w:r>
+          </w:p>
+        </w:tc>
+        <w:tc>
+          <w:tcPr>
+            <w:tcW w:type="pct" w:w="26%"/>
+            <w:tcMar>
+              <w:top w:type="dxa" w:w="80"/>
+              <w:left w:type="dxa" w:w="120"/>
+              <w:bottom w:type="dxa" w:w="80"/>
+              <w:right w:type="dxa" w:w="120"/>
+            </w:tcMar>
+          </w:tcPr>
+          <w:p>
+            <w:pPr>
+              <w:spacing w:after="0" w:line="260"/>
+            </w:pPr>
+            <w:r>
+              <w:rPr>
+                <w:rFonts w:ascii="Calibri" w:cs="Calibri" w:eastAsia="Calibri" w:hAnsi="Calibri"/>
+                <w:b w:val="false"/>
+                <w:bCs w:val="false"/>
+                <w:sz w:val="20"/>
+                <w:szCs w:val="20"/>
+              </w:rPr>
+              <w:t xml:space="preserve">Dishwasher, Line Cook</w:t>
+            </w:r>
+          </w:p>
+        </w:tc>
+        <w:tc>
+          <w:tcPr>
+            <w:tcW w:type="pct" w:w="28%"/>
+            <w:tcMar>
+              <w:top w:type="dxa" w:w="80"/>
+              <w:left w:type="dxa" w:w="120"/>
+              <w:bottom w:type="dxa" w:w="80"/>
+              <w:right w:type="dxa" w:w="120"/>
+            </w:tcMar>
+          </w:tcPr>
+          <w:p>
+            <w:pPr>
+              <w:spacing w:after="0" w:line="260"/>
+            </w:pPr>
+            <w:r>
+              <w:rPr>
+                <w:rFonts w:ascii="Calibri" w:cs="Calibri" w:eastAsia="Calibri" w:hAnsi="Calibri"/>
+                <w:b w:val="false"/>
+                <w:bCs w:val="false"/>
+                <w:sz w:val="20"/>
+                <w:szCs w:val="20"/>
+              </w:rPr>
+              <w:t xml:space="preserve">Columbus</w:t>
+            </w:r>
+          </w:p>
+        </w:tc>
+        <w:tc>
+          <w:tcPr>
+            <w:tcW w:type="pct" w:w="14%"/>
+            <w:tcMar>
+              <w:top w:type="dxa" w:w="80"/>
+              <w:left w:type="dxa" w:w="120"/>
+              <w:bottom w:type="dxa" w:w="80"/>
+              <w:right w:type="dxa" w:w="120"/>
+            </w:tcMar>
+          </w:tcPr>
+          <w:p>
+            <w:pPr>
+              <w:spacing w:after="0" w:line="260"/>
+            </w:pPr>
+            <w:r>
+              <w:rPr>
+                <w:rFonts w:ascii="Calibri" w:cs="Calibri" w:eastAsia="Calibri" w:hAnsi="Calibri"/>
+                <w:b w:val="false"/>
+                <w:bCs w:val="false"/>
+                <w:sz w:val="20"/>
+                <w:szCs w:val="20"/>
+              </w:rPr>
+              <w:t xml:space="preserve">24h</w:t>
+            </w:r>
+          </w:p>
+        </w:tc>
+      </w:tr>
+      <w:tr>
+        <w:tc>
+          <w:tcPr>
+            <w:tcW w:type="pct" w:w="20%"/>
+            <w:tcMar>
+              <w:top w:type="dxa" w:w="80"/>
+              <w:left w:type="dxa" w:w="120"/>
+              <w:bottom w:type="dxa" w:w="80"/>
+              <w:right w:type="dxa" w:w="120"/>
+            </w:tcMar>
+          </w:tcPr>
+          <w:p>
+            <w:pPr>
+              <w:spacing w:after="0" w:line="260"/>
+            </w:pPr>
+            <w:r>
+              <w:rPr>
+                <w:rFonts w:ascii="Calibri" w:cs="Calibri" w:eastAsia="Calibri" w:hAnsi="Calibri"/>
+                <w:b/>
+                <w:bCs/>
+                <w:sz w:val="20"/>
+                <w:szCs w:val="20"/>
+              </w:rPr>
+              <w:t xml:space="preserve">Devon Pierce</w:t>
+            </w:r>
+          </w:p>
+        </w:tc>
+        <w:tc>
+          <w:tcPr>
+            <w:tcW w:type="pct" w:w="12%"/>
+            <w:tcMar>
+              <w:top w:type="dxa" w:w="80"/>
+              <w:left w:type="dxa" w:w="120"/>
+              <w:bottom w:type="dxa" w:w="80"/>
+              <w:right w:type="dxa" w:w="120"/>
+            </w:tcMar>
+          </w:tcPr>
+          <w:p>
+            <w:pPr>
+              <w:spacing w:after="0" w:line="260"/>
+            </w:pPr>
+            <w:r>
+              <w:rPr>
+                <w:rFonts w:ascii="Calibri" w:cs="Calibri" w:eastAsia="Calibri" w:hAnsi="Calibri"/>
+                <w:b w:val="false"/>
+                <w:bCs w:val="false"/>
+                <w:sz w:val="20"/>
+                <w:szCs w:val="20"/>
+              </w:rPr>
+              <w:t xml:space="preserve">Staff</w:t>
+            </w:r>
+          </w:p>
+        </w:tc>
+        <w:tc>
+          <w:tcPr>
+            <w:tcW w:type="pct" w:w="26%"/>
+            <w:tcMar>
+              <w:top w:type="dxa" w:w="80"/>
+              <w:left w:type="dxa" w:w="120"/>
+              <w:bottom w:type="dxa" w:w="80"/>
+              <w:right w:type="dxa" w:w="120"/>
+            </w:tcMar>
+          </w:tcPr>
+          <w:p>
+            <w:pPr>
+              <w:spacing w:after="0" w:line="260"/>
+            </w:pPr>
+            <w:r>
+              <w:rPr>
+                <w:rFonts w:ascii="Calibri" w:cs="Calibri" w:eastAsia="Calibri" w:hAnsi="Calibri"/>
+                <w:b w:val="false"/>
+                <w:bCs w:val="false"/>
+                <w:sz w:val="20"/>
+                <w:szCs w:val="20"/>
+              </w:rPr>
+              <w:t xml:space="preserve">Host, Server</w:t>
+            </w:r>
+          </w:p>
+        </w:tc>
+        <w:tc>
+          <w:tcPr>
+            <w:tcW w:type="pct" w:w="28%"/>
+            <w:tcMar>
+              <w:top w:type="dxa" w:w="80"/>
+              <w:left w:type="dxa" w:w="120"/>
+              <w:bottom w:type="dxa" w:w="80"/>
+              <w:right w:type="dxa" w:w="120"/>
+            </w:tcMar>
+          </w:tcPr>
+          <w:p>
+            <w:pPr>
+              <w:spacing w:after="0" w:line="260"/>
+            </w:pPr>
+            <w:r>
+              <w:rPr>
+                <w:rFonts w:ascii="Calibri" w:cs="Calibri" w:eastAsia="Calibri" w:hAnsi="Calibri"/>
+                <w:b w:val="false"/>
+                <w:bCs w:val="false"/>
+                <w:sz w:val="20"/>
+                <w:szCs w:val="20"/>
+              </w:rPr>
+              <w:t xml:space="preserve">Santa Monica</w:t>
+            </w:r>
+          </w:p>
+        </w:tc>
+        <w:tc>
+          <w:tcPr>
+            <w:tcW w:type="pct" w:w="14%"/>
+            <w:tcMar>
+              <w:top w:type="dxa" w:w="80"/>
+              <w:left w:type="dxa" w:w="120"/>
+              <w:bottom w:type="dxa" w:w="80"/>
+              <w:right w:type="dxa" w:w="120"/>
+            </w:tcMar>
+          </w:tcPr>
+          <w:p>
+            <w:pPr>
+              <w:spacing w:after="0" w:line="260"/>
+            </w:pPr>
+            <w:r>
+              <w:rPr>
+                <w:rFonts w:ascii="Calibri" w:cs="Calibri" w:eastAsia="Calibri" w:hAnsi="Calibri"/>
+                <w:b w:val="false"/>
+                <w:bCs w:val="false"/>
+                <w:sz w:val="20"/>
+                <w:szCs w:val="20"/>
+              </w:rPr>
+              <w:t xml:space="preserve">20h</w:t>
+            </w:r>
+          </w:p>
+        </w:tc>
+      </w:tr>
+      <w:tr>
+        <w:tc>
+          <w:tcPr>
+            <w:tcW w:type="pct" w:w="20%"/>
+            <w:tcMar>
+              <w:top w:type="dxa" w:w="80"/>
+              <w:left w:type="dxa" w:w="120"/>
+              <w:bottom w:type="dxa" w:w="80"/>
+              <w:right w:type="dxa" w:w="120"/>
+            </w:tcMar>
+          </w:tcPr>
+          <w:p>
+            <w:pPr>
+              <w:spacing w:after="0" w:line="260"/>
+            </w:pPr>
+            <w:r>
+              <w:rPr>
+                <w:rFonts w:ascii="Calibri" w:cs="Calibri" w:eastAsia="Calibri" w:hAnsi="Calibri"/>
+                <w:b/>
+                <w:bCs/>
+                <w:sz w:val="20"/>
+                <w:szCs w:val="20"/>
+              </w:rPr>
+              <w:t xml:space="preserve">Elena Vasquez</w:t>
+            </w:r>
+          </w:p>
+        </w:tc>
+        <w:tc>
+          <w:tcPr>
+            <w:tcW w:type="pct" w:w="12%"/>
+            <w:tcMar>
+              <w:top w:type="dxa" w:w="80"/>
+              <w:left w:type="dxa" w:w="120"/>
+              <w:bottom w:type="dxa" w:w="80"/>
+              <w:right w:type="dxa" w:w="120"/>
+            </w:tcMar>
+          </w:tcPr>
+          <w:p>
+            <w:pPr>
+              <w:spacing w:after="0" w:line="260"/>
+            </w:pPr>
+            <w:r>
+              <w:rPr>
+                <w:rFonts w:ascii="Calibri" w:cs="Calibri" w:eastAsia="Calibri" w:hAnsi="Calibri"/>
+                <w:b w:val="false"/>
+                <w:bCs w:val="false"/>
+                <w:sz w:val="20"/>
+                <w:szCs w:val="20"/>
+              </w:rPr>
+              <w:t xml:space="preserve">Staff</w:t>
+            </w:r>
+          </w:p>
+        </w:tc>
+        <w:tc>
+          <w:tcPr>
+            <w:tcW w:type="pct" w:w="26%"/>
+            <w:tcMar>
+              <w:top w:type="dxa" w:w="80"/>
+              <w:left w:type="dxa" w:w="120"/>
+              <w:bottom w:type="dxa" w:w="80"/>
+              <w:right w:type="dxa" w:w="120"/>
+            </w:tcMar>
+          </w:tcPr>
+          <w:p>
+            <w:pPr>
+              <w:spacing w:after="0" w:line="260"/>
+            </w:pPr>
+            <w:r>
+              <w:rPr>
+                <w:rFonts w:ascii="Calibri" w:cs="Calibri" w:eastAsia="Calibri" w:hAnsi="Calibri"/>
+                <w:b w:val="false"/>
+                <w:bCs w:val="false"/>
+                <w:sz w:val="20"/>
+                <w:szCs w:val="20"/>
+              </w:rPr>
+              <w:t xml:space="preserve">Bartender, Shift Lead</w:t>
+            </w:r>
+          </w:p>
+        </w:tc>
+        <w:tc>
+          <w:tcPr>
+            <w:tcW w:type="pct" w:w="28%"/>
+            <w:tcMar>
+              <w:top w:type="dxa" w:w="80"/>
+              <w:left w:type="dxa" w:w="120"/>
+              <w:bottom w:type="dxa" w:w="80"/>
+              <w:right w:type="dxa" w:w="120"/>
+            </w:tcMar>
+          </w:tcPr>
+          <w:p>
+            <w:pPr>
+              <w:spacing w:after="0" w:line="260"/>
+            </w:pPr>
+            <w:r>
+              <w:rPr>
+                <w:rFonts w:ascii="Calibri" w:cs="Calibri" w:eastAsia="Calibri" w:hAnsi="Calibri"/>
+                <w:b w:val="false"/>
+                <w:bCs w:val="false"/>
+                <w:sz w:val="20"/>
+                <w:szCs w:val="20"/>
+              </w:rPr>
+              <w:t xml:space="preserve">Charleston, Santa Monica</w:t>
+            </w:r>
+          </w:p>
+        </w:tc>
+        <w:tc>
+          <w:tcPr>
+            <w:tcW w:type="pct" w:w="14%"/>
+            <w:tcMar>
+              <w:top w:type="dxa" w:w="80"/>
+              <w:left w:type="dxa" w:w="120"/>
+              <w:bottom w:type="dxa" w:w="80"/>
+              <w:right w:type="dxa" w:w="120"/>
+            </w:tcMar>
+          </w:tcPr>
+          <w:p>
+            <w:pPr>
+              <w:spacing w:after="0" w:line="260"/>
+            </w:pPr>
+            <w:r>
+              <w:rPr>
+                <w:rFonts w:ascii="Calibri" w:cs="Calibri" w:eastAsia="Calibri" w:hAnsi="Calibri"/>
+                <w:b w:val="false"/>
+                <w:bCs w:val="false"/>
+                <w:sz w:val="20"/>
+                <w:szCs w:val="20"/>
+              </w:rPr>
+              <w:t xml:space="preserve">30h</w:t>
+            </w:r>
+          </w:p>
+        </w:tc>
+      </w:tr>
+      <w:tr>
+        <w:tc>
+          <w:tcPr>
+            <w:tcW w:type="pct" w:w="20%"/>
+            <w:tcMar>
+              <w:top w:type="dxa" w:w="80"/>
+              <w:left w:type="dxa" w:w="120"/>
+              <w:bottom w:type="dxa" w:w="80"/>
+              <w:right w:type="dxa" w:w="120"/>
+            </w:tcMar>
+          </w:tcPr>
+          <w:p>
+            <w:pPr>
+              <w:spacing w:after="0" w:line="260"/>
+            </w:pPr>
+            <w:r>
+              <w:rPr>
+                <w:rFonts w:ascii="Calibri" w:cs="Calibri" w:eastAsia="Calibri" w:hAnsi="Calibri"/>
+                <w:b/>
+                <w:bCs/>
+                <w:sz w:val="20"/>
+                <w:szCs w:val="20"/>
+              </w:rPr>
+              <w:t xml:space="preserve">Jordan Blake</w:t>
+            </w:r>
+          </w:p>
+        </w:tc>
+        <w:tc>
+          <w:tcPr>
+            <w:tcW w:type="pct" w:w="12%"/>
+            <w:tcMar>
+              <w:top w:type="dxa" w:w="80"/>
+              <w:left w:type="dxa" w:w="120"/>
+              <w:bottom w:type="dxa" w:w="80"/>
+              <w:right w:type="dxa" w:w="120"/>
+            </w:tcMar>
+          </w:tcPr>
+          <w:p>
+            <w:pPr>
+              <w:spacing w:after="0" w:line="260"/>
+            </w:pPr>
+            <w:r>
+              <w:rPr>
+                <w:rFonts w:ascii="Calibri" w:cs="Calibri" w:eastAsia="Calibri" w:hAnsi="Calibri"/>
+                <w:b w:val="false"/>
+                <w:bCs w:val="false"/>
+                <w:sz w:val="20"/>
+                <w:szCs w:val="20"/>
+              </w:rPr>
+              <w:t xml:space="preserve">Staff</w:t>
+            </w:r>
+          </w:p>
+        </w:tc>
+        <w:tc>
+          <w:tcPr>
+            <w:tcW w:type="pct" w:w="26%"/>
+            <w:tcMar>
+              <w:top w:type="dxa" w:w="80"/>
+              <w:left w:type="dxa" w:w="120"/>
+              <w:bottom w:type="dxa" w:w="80"/>
+              <w:right w:type="dxa" w:w="120"/>
+            </w:tcMar>
+          </w:tcPr>
+          <w:p>
+            <w:pPr>
+              <w:spacing w:after="0" w:line="260"/>
+            </w:pPr>
+            <w:r>
+              <w:rPr>
+                <w:rFonts w:ascii="Calibri" w:cs="Calibri" w:eastAsia="Calibri" w:hAnsi="Calibri"/>
+                <w:b w:val="false"/>
+                <w:bCs w:val="false"/>
+                <w:sz w:val="20"/>
+                <w:szCs w:val="20"/>
+              </w:rPr>
+              <w:t xml:space="preserve">Host, Server</w:t>
+            </w:r>
+          </w:p>
+        </w:tc>
+        <w:tc>
+          <w:tcPr>
+            <w:tcW w:type="pct" w:w="28%"/>
+            <w:tcMar>
+              <w:top w:type="dxa" w:w="80"/>
+              <w:left w:type="dxa" w:w="120"/>
+              <w:bottom w:type="dxa" w:w="80"/>
+              <w:right w:type="dxa" w:w="120"/>
+            </w:tcMar>
+          </w:tcPr>
+          <w:p>
+            <w:pPr>
+              <w:spacing w:after="0" w:line="260"/>
+            </w:pPr>
+            <w:r>
+              <w:rPr>
+                <w:rFonts w:ascii="Calibri" w:cs="Calibri" w:eastAsia="Calibri" w:hAnsi="Calibri"/>
+                <w:b w:val="false"/>
+                <w:bCs w:val="false"/>
+                <w:sz w:val="20"/>
+                <w:szCs w:val="20"/>
+              </w:rPr>
+              <w:t xml:space="preserve">Charleston, Columbus</w:t>
+            </w:r>
+          </w:p>
+        </w:tc>
+        <w:tc>
+          <w:tcPr>
+            <w:tcW w:type="pct" w:w="14%"/>
+            <w:tcMar>
+              <w:top w:type="dxa" w:w="80"/>
+              <w:left w:type="dxa" w:w="120"/>
+              <w:bottom w:type="dxa" w:w="80"/>
+              <w:right w:type="dxa" w:w="120"/>
+            </w:tcMar>
+          </w:tcPr>
+          <w:p>
+            <w:pPr>
+              <w:spacing w:after="0" w:line="260"/>
+            </w:pPr>
+            <w:r>
+              <w:rPr>
+                <w:rFonts w:ascii="Calibri" w:cs="Calibri" w:eastAsia="Calibri" w:hAnsi="Calibri"/>
+                <w:b w:val="false"/>
+                <w:bCs w:val="false"/>
+                <w:sz w:val="20"/>
+                <w:szCs w:val="20"/>
+              </w:rPr>
+              <w:t xml:space="preserve">30h</w:t>
+            </w:r>
+          </w:p>
+        </w:tc>
+      </w:tr>
+      <w:tr>
+        <w:tc>
+          <w:tcPr>
+            <w:tcW w:type="pct" w:w="20%"/>
+            <w:tcMar>
+              <w:top w:type="dxa" w:w="80"/>
+              <w:left w:type="dxa" w:w="120"/>
+              <w:bottom w:type="dxa" w:w="80"/>
+              <w:right w:type="dxa" w:w="120"/>
+            </w:tcMar>
+          </w:tcPr>
+          <w:p>
+            <w:pPr>
+              <w:spacing w:after="0" w:line="260"/>
+            </w:pPr>
+            <w:r>
+              <w:rPr>
+                <w:rFonts w:ascii="Calibri" w:cs="Calibri" w:eastAsia="Calibri" w:hAnsi="Calibri"/>
+                <w:b/>
+                <w:bCs/>
+                <w:sz w:val="20"/>
+                <w:szCs w:val="20"/>
+              </w:rPr>
+              <w:t xml:space="preserve">Kaito Mori</w:t>
+            </w:r>
+          </w:p>
+        </w:tc>
+        <w:tc>
+          <w:tcPr>
+            <w:tcW w:type="pct" w:w="12%"/>
+            <w:tcMar>
+              <w:top w:type="dxa" w:w="80"/>
+              <w:left w:type="dxa" w:w="120"/>
+              <w:bottom w:type="dxa" w:w="80"/>
+              <w:right w:type="dxa" w:w="120"/>
+            </w:tcMar>
+          </w:tcPr>
+          <w:p>
+            <w:pPr>
+              <w:spacing w:after="0" w:line="260"/>
+            </w:pPr>
+            <w:r>
+              <w:rPr>
+                <w:rFonts w:ascii="Calibri" w:cs="Calibri" w:eastAsia="Calibri" w:hAnsi="Calibri"/>
+                <w:b w:val="false"/>
+                <w:bCs w:val="false"/>
+                <w:sz w:val="20"/>
+                <w:szCs w:val="20"/>
+              </w:rPr>
+              <w:t xml:space="preserve">Staff</w:t>
+            </w:r>
+          </w:p>
+        </w:tc>
+        <w:tc>
+          <w:tcPr>
+            <w:tcW w:type="pct" w:w="26%"/>
+            <w:tcMar>
+              <w:top w:type="dxa" w:w="80"/>
+              <w:left w:type="dxa" w:w="120"/>
+              <w:bottom w:type="dxa" w:w="80"/>
+              <w:right w:type="dxa" w:w="120"/>
+            </w:tcMar>
+          </w:tcPr>
+          <w:p>
+            <w:pPr>
+              <w:spacing w:after="0" w:line="260"/>
+            </w:pPr>
+            <w:r>
+              <w:rPr>
+                <w:rFonts w:ascii="Calibri" w:cs="Calibri" w:eastAsia="Calibri" w:hAnsi="Calibri"/>
+                <w:b w:val="false"/>
+                <w:bCs w:val="false"/>
+                <w:sz w:val="20"/>
+                <w:szCs w:val="20"/>
+              </w:rPr>
+              <w:t xml:space="preserve">Bartender, Server</w:t>
+            </w:r>
+          </w:p>
+        </w:tc>
+        <w:tc>
+          <w:tcPr>
+            <w:tcW w:type="pct" w:w="28%"/>
+            <w:tcMar>
+              <w:top w:type="dxa" w:w="80"/>
+              <w:left w:type="dxa" w:w="120"/>
+              <w:bottom w:type="dxa" w:w="80"/>
+              <w:right w:type="dxa" w:w="120"/>
+            </w:tcMar>
+          </w:tcPr>
+          <w:p>
+            <w:pPr>
+              <w:spacing w:after="0" w:line="260"/>
+            </w:pPr>
+            <w:r>
+              <w:rPr>
+                <w:rFonts w:ascii="Calibri" w:cs="Calibri" w:eastAsia="Calibri" w:hAnsi="Calibri"/>
+                <w:b w:val="false"/>
+                <w:bCs w:val="false"/>
+                <w:sz w:val="20"/>
+                <w:szCs w:val="20"/>
+              </w:rPr>
+              <w:t xml:space="preserve">Portland</w:t>
+            </w:r>
+          </w:p>
+        </w:tc>
+        <w:tc>
+          <w:tcPr>
+            <w:tcW w:type="pct" w:w="14%"/>
+            <w:tcMar>
+              <w:top w:type="dxa" w:w="80"/>
+              <w:left w:type="dxa" w:w="120"/>
+              <w:bottom w:type="dxa" w:w="80"/>
+              <w:right w:type="dxa" w:w="120"/>
+            </w:tcMar>
+          </w:tcPr>
+          <w:p>
+            <w:pPr>
+              <w:spacing w:after="0" w:line="260"/>
+            </w:pPr>
+            <w:r>
+              <w:rPr>
+                <w:rFonts w:ascii="Calibri" w:cs="Calibri" w:eastAsia="Calibri" w:hAnsi="Calibri"/>
+                <w:b w:val="false"/>
+                <w:bCs w:val="false"/>
+                <w:sz w:val="20"/>
+                <w:szCs w:val="20"/>
+              </w:rPr>
+              <w:t xml:space="preserve">35h</w:t>
+            </w:r>
+          </w:p>
+        </w:tc>
+      </w:tr>
+      <w:tr>
+        <w:tc>
+          <w:tcPr>
+            <w:tcW w:type="pct" w:w="20%"/>
+            <w:tcMar>
+              <w:top w:type="dxa" w:w="80"/>
+              <w:left w:type="dxa" w:w="120"/>
+              <w:bottom w:type="dxa" w:w="80"/>
+              <w:right w:type="dxa" w:w="120"/>
+            </w:tcMar>
+          </w:tcPr>
+          <w:p>
+            <w:pPr>
+              <w:spacing w:after="0" w:line="260"/>
+            </w:pPr>
+            <w:r>
+              <w:rPr>
+                <w:rFonts w:ascii="Calibri" w:cs="Calibri" w:eastAsia="Calibri" w:hAnsi="Calibri"/>
+                <w:b/>
+                <w:bCs/>
+                <w:sz w:val="20"/>
+                <w:szCs w:val="20"/>
+              </w:rPr>
+              <w:t xml:space="preserve">Marco Ruiz</w:t>
+            </w:r>
+          </w:p>
+        </w:tc>
+        <w:tc>
+          <w:tcPr>
+            <w:tcW w:type="pct" w:w="12%"/>
+            <w:tcMar>
+              <w:top w:type="dxa" w:w="80"/>
+              <w:left w:type="dxa" w:w="120"/>
+              <w:bottom w:type="dxa" w:w="80"/>
+              <w:right w:type="dxa" w:w="120"/>
+            </w:tcMar>
+          </w:tcPr>
+          <w:p>
+            <w:pPr>
+              <w:spacing w:after="0" w:line="260"/>
+            </w:pPr>
+            <w:r>
+              <w:rPr>
+                <w:rFonts w:ascii="Calibri" w:cs="Calibri" w:eastAsia="Calibri" w:hAnsi="Calibri"/>
+                <w:b w:val="false"/>
+                <w:bCs w:val="false"/>
+                <w:sz w:val="20"/>
+                <w:szCs w:val="20"/>
+              </w:rPr>
+              <w:t xml:space="preserve">Staff</w:t>
+            </w:r>
+          </w:p>
+        </w:tc>
+        <w:tc>
+          <w:tcPr>
+            <w:tcW w:type="pct" w:w="26%"/>
+            <w:tcMar>
+              <w:top w:type="dxa" w:w="80"/>
+              <w:left w:type="dxa" w:w="120"/>
+              <w:bottom w:type="dxa" w:w="80"/>
+              <w:right w:type="dxa" w:w="120"/>
+            </w:tcMar>
+          </w:tcPr>
+          <w:p>
+            <w:pPr>
+              <w:spacing w:after="0" w:line="260"/>
+            </w:pPr>
+            <w:r>
+              <w:rPr>
+                <w:rFonts w:ascii="Calibri" w:cs="Calibri" w:eastAsia="Calibri" w:hAnsi="Calibri"/>
+                <w:b w:val="false"/>
+                <w:bCs w:val="false"/>
+                <w:sz w:val="20"/>
+                <w:szCs w:val="20"/>
+              </w:rPr>
+              <w:t xml:space="preserve">Line Cook, Shift Lead</w:t>
+            </w:r>
+          </w:p>
+        </w:tc>
+        <w:tc>
+          <w:tcPr>
+            <w:tcW w:type="pct" w:w="28%"/>
+            <w:tcMar>
+              <w:top w:type="dxa" w:w="80"/>
+              <w:left w:type="dxa" w:w="120"/>
+              <w:bottom w:type="dxa" w:w="80"/>
+              <w:right w:type="dxa" w:w="120"/>
+            </w:tcMar>
+          </w:tcPr>
+          <w:p>
+            <w:pPr>
+              <w:spacing w:after="0" w:line="260"/>
+            </w:pPr>
+            <w:r>
+              <w:rPr>
+                <w:rFonts w:ascii="Calibri" w:cs="Calibri" w:eastAsia="Calibri" w:hAnsi="Calibri"/>
+                <w:b w:val="false"/>
+                <w:bCs w:val="false"/>
+                <w:sz w:val="20"/>
+                <w:szCs w:val="20"/>
+              </w:rPr>
+              <w:t xml:space="preserve">Portland, Santa Monica</w:t>
+            </w:r>
+          </w:p>
+        </w:tc>
+        <w:tc>
+          <w:tcPr>
+            <w:tcW w:type="pct" w:w="14%"/>
+            <w:tcMar>
+              <w:top w:type="dxa" w:w="80"/>
+              <w:left w:type="dxa" w:w="120"/>
+              <w:bottom w:type="dxa" w:w="80"/>
+              <w:right w:type="dxa" w:w="120"/>
+            </w:tcMar>
+          </w:tcPr>
+          <w:p>
+            <w:pPr>
+              <w:spacing w:after="0" w:line="260"/>
+            </w:pPr>
+            <w:r>
+              <w:rPr>
+                <w:rFonts w:ascii="Calibri" w:cs="Calibri" w:eastAsia="Calibri" w:hAnsi="Calibri"/>
+                <w:b w:val="false"/>
+                <w:bCs w:val="false"/>
+                <w:sz w:val="20"/>
+                <w:szCs w:val="20"/>
+              </w:rPr>
+              <w:t xml:space="preserve">40h</w:t>
+            </w:r>
+          </w:p>
+        </w:tc>
+      </w:tr>
+      <w:tr>
+        <w:tc>
+          <w:tcPr>
+            <w:tcW w:type="pct" w:w="20%"/>
+            <w:tcMar>
+              <w:top w:type="dxa" w:w="80"/>
+              <w:left w:type="dxa" w:w="120"/>
+              <w:bottom w:type="dxa" w:w="80"/>
+              <w:right w:type="dxa" w:w="120"/>
+            </w:tcMar>
+          </w:tcPr>
+          <w:p>
+            <w:pPr>
+              <w:spacing w:after="0" w:line="260"/>
+            </w:pPr>
+            <w:r>
+              <w:rPr>
+                <w:rFonts w:ascii="Calibri" w:cs="Calibri" w:eastAsia="Calibri" w:hAnsi="Calibri"/>
+                <w:b/>
+                <w:bCs/>
+                <w:sz w:val="20"/>
+                <w:szCs w:val="20"/>
+              </w:rPr>
+              <w:t xml:space="preserve">Maya Johnson</w:t>
+            </w:r>
+          </w:p>
+        </w:tc>
+        <w:tc>
+          <w:tcPr>
+            <w:tcW w:type="pct" w:w="12%"/>
+            <w:tcMar>
+              <w:top w:type="dxa" w:w="80"/>
+              <w:left w:type="dxa" w:w="120"/>
+              <w:bottom w:type="dxa" w:w="80"/>
+              <w:right w:type="dxa" w:w="120"/>
+            </w:tcMar>
+          </w:tcPr>
+          <w:p>
+            <w:pPr>
+              <w:spacing w:after="0" w:line="260"/>
+            </w:pPr>
+            <w:r>
+              <w:rPr>
+                <w:rFonts w:ascii="Calibri" w:cs="Calibri" w:eastAsia="Calibri" w:hAnsi="Calibri"/>
+                <w:b w:val="false"/>
+                <w:bCs w:val="false"/>
+                <w:sz w:val="20"/>
+                <w:szCs w:val="20"/>
+              </w:rPr>
+              <w:t xml:space="preserve">Staff</w:t>
+            </w:r>
+          </w:p>
+        </w:tc>
+        <w:tc>
+          <w:tcPr>
+            <w:tcW w:type="pct" w:w="26%"/>
+            <w:tcMar>
+              <w:top w:type="dxa" w:w="80"/>
+              <w:left w:type="dxa" w:w="120"/>
+              <w:bottom w:type="dxa" w:w="80"/>
+              <w:right w:type="dxa" w:w="120"/>
+            </w:tcMar>
+          </w:tcPr>
+          <w:p>
+            <w:pPr>
+              <w:spacing w:after="0" w:line="260"/>
+            </w:pPr>
+            <w:r>
+              <w:rPr>
+                <w:rFonts w:ascii="Calibri" w:cs="Calibri" w:eastAsia="Calibri" w:hAnsi="Calibri"/>
+                <w:b w:val="false"/>
+                <w:bCs w:val="false"/>
+                <w:sz w:val="20"/>
+                <w:szCs w:val="20"/>
+              </w:rPr>
+              <w:t xml:space="preserve">Host, Server, Shift Lead</w:t>
+            </w:r>
+          </w:p>
+        </w:tc>
+        <w:tc>
+          <w:tcPr>
+            <w:tcW w:type="pct" w:w="28%"/>
+            <w:tcMar>
+              <w:top w:type="dxa" w:w="80"/>
+              <w:left w:type="dxa" w:w="120"/>
+              <w:bottom w:type="dxa" w:w="80"/>
+              <w:right w:type="dxa" w:w="120"/>
+            </w:tcMar>
+          </w:tcPr>
+          <w:p>
+            <w:pPr>
+              <w:spacing w:after="0" w:line="260"/>
+            </w:pPr>
+            <w:r>
+              <w:rPr>
+                <w:rFonts w:ascii="Calibri" w:cs="Calibri" w:eastAsia="Calibri" w:hAnsi="Calibri"/>
+                <w:b w:val="false"/>
+                <w:bCs w:val="false"/>
+                <w:sz w:val="20"/>
+                <w:szCs w:val="20"/>
+              </w:rPr>
+              <w:t xml:space="preserve">Charleston, Columbus</w:t>
+            </w:r>
+          </w:p>
+        </w:tc>
+        <w:tc>
+          <w:tcPr>
+            <w:tcW w:type="pct" w:w="14%"/>
+            <w:tcMar>
+              <w:top w:type="dxa" w:w="80"/>
+              <w:left w:type="dxa" w:w="120"/>
+              <w:bottom w:type="dxa" w:w="80"/>
+              <w:right w:type="dxa" w:w="120"/>
+            </w:tcMar>
+          </w:tcPr>
+          <w:p>
+            <w:pPr>
+              <w:spacing w:after="0" w:line="260"/>
+            </w:pPr>
+            <w:r>
+              <w:rPr>
+                <w:rFonts w:ascii="Calibri" w:cs="Calibri" w:eastAsia="Calibri" w:hAnsi="Calibri"/>
+                <w:b w:val="false"/>
+                <w:bCs w:val="false"/>
+                <w:sz w:val="20"/>
+                <w:szCs w:val="20"/>
+              </w:rPr>
+              <w:t xml:space="preserve">38h</w:t>
+            </w:r>
+          </w:p>
+        </w:tc>
+      </w:tr>
+      <w:tr>
+        <w:tc>
+          <w:tcPr>
+            <w:tcW w:type="pct" w:w="20%"/>
+            <w:tcMar>
+              <w:top w:type="dxa" w:w="80"/>
+              <w:left w:type="dxa" w:w="120"/>
+              <w:bottom w:type="dxa" w:w="80"/>
+              <w:right w:type="dxa" w:w="120"/>
+            </w:tcMar>
+          </w:tcPr>
+          <w:p>
+            <w:pPr>
+              <w:spacing w:after="0" w:line="260"/>
+            </w:pPr>
+            <w:r>
+              <w:rPr>
+                <w:rFonts w:ascii="Calibri" w:cs="Calibri" w:eastAsia="Calibri" w:hAnsi="Calibri"/>
+                <w:b/>
+                <w:bCs/>
+                <w:sz w:val="20"/>
+                <w:szCs w:val="20"/>
+              </w:rPr>
+              <w:t xml:space="preserve">Nina Alvarez</w:t>
+            </w:r>
+          </w:p>
+        </w:tc>
+        <w:tc>
+          <w:tcPr>
+            <w:tcW w:type="pct" w:w="12%"/>
+            <w:tcMar>
+              <w:top w:type="dxa" w:w="80"/>
+              <w:left w:type="dxa" w:w="120"/>
+              <w:bottom w:type="dxa" w:w="80"/>
+              <w:right w:type="dxa" w:w="120"/>
+            </w:tcMar>
+          </w:tcPr>
+          <w:p>
+            <w:pPr>
+              <w:spacing w:after="0" w:line="260"/>
+            </w:pPr>
+            <w:r>
+              <w:rPr>
+                <w:rFonts w:ascii="Calibri" w:cs="Calibri" w:eastAsia="Calibri" w:hAnsi="Calibri"/>
+                <w:b w:val="false"/>
+                <w:bCs w:val="false"/>
+                <w:sz w:val="20"/>
+                <w:szCs w:val="20"/>
+              </w:rPr>
+              <w:t xml:space="preserve">Staff</w:t>
+            </w:r>
+          </w:p>
+        </w:tc>
+        <w:tc>
+          <w:tcPr>
+            <w:tcW w:type="pct" w:w="26%"/>
+            <w:tcMar>
+              <w:top w:type="dxa" w:w="80"/>
+              <w:left w:type="dxa" w:w="120"/>
+              <w:bottom w:type="dxa" w:w="80"/>
+              <w:right w:type="dxa" w:w="120"/>
+            </w:tcMar>
+          </w:tcPr>
+          <w:p>
+            <w:pPr>
+              <w:spacing w:after="0" w:line="260"/>
+            </w:pPr>
+            <w:r>
+              <w:rPr>
+                <w:rFonts w:ascii="Calibri" w:cs="Calibri" w:eastAsia="Calibri" w:hAnsi="Calibri"/>
+                <w:b w:val="false"/>
+                <w:bCs w:val="false"/>
+                <w:sz w:val="20"/>
+                <w:szCs w:val="20"/>
+              </w:rPr>
+              <w:t xml:space="preserve">Bartender</w:t>
+            </w:r>
+          </w:p>
+        </w:tc>
+        <w:tc>
+          <w:tcPr>
+            <w:tcW w:type="pct" w:w="28%"/>
+            <w:tcMar>
+              <w:top w:type="dxa" w:w="80"/>
+              <w:left w:type="dxa" w:w="120"/>
+              <w:bottom w:type="dxa" w:w="80"/>
+              <w:right w:type="dxa" w:w="120"/>
+            </w:tcMar>
+          </w:tcPr>
+          <w:p>
+            <w:pPr>
+              <w:spacing w:after="0" w:line="260"/>
+            </w:pPr>
+            <w:r>
+              <w:rPr>
+                <w:rFonts w:ascii="Calibri" w:cs="Calibri" w:eastAsia="Calibri" w:hAnsi="Calibri"/>
+                <w:b w:val="false"/>
+                <w:bCs w:val="false"/>
+                <w:sz w:val="20"/>
+                <w:szCs w:val="20"/>
+              </w:rPr>
+              <w:t xml:space="preserve">Portland, Santa Monica</w:t>
+            </w:r>
+          </w:p>
+        </w:tc>
+        <w:tc>
+          <w:tcPr>
+            <w:tcW w:type="pct" w:w="14%"/>
+            <w:tcMar>
+              <w:top w:type="dxa" w:w="80"/>
+              <w:left w:type="dxa" w:w="120"/>
+              <w:bottom w:type="dxa" w:w="80"/>
+              <w:right w:type="dxa" w:w="120"/>
+            </w:tcMar>
+          </w:tcPr>
+          <w:p>
+            <w:pPr>
+              <w:spacing w:after="0" w:line="260"/>
+            </w:pPr>
+            <w:r>
+              <w:rPr>
+                <w:rFonts w:ascii="Calibri" w:cs="Calibri" w:eastAsia="Calibri" w:hAnsi="Calibri"/>
+                <w:b w:val="false"/>
+                <w:bCs w:val="false"/>
+                <w:sz w:val="20"/>
+                <w:szCs w:val="20"/>
+              </w:rPr>
+              <w:t xml:space="preserve">25h</w:t>
+            </w:r>
+          </w:p>
+        </w:tc>
+      </w:tr>
+      <w:tr>
+        <w:tc>
+          <w:tcPr>
+            <w:tcW w:type="pct" w:w="20%"/>
+            <w:tcMar>
+              <w:top w:type="dxa" w:w="80"/>
+              <w:left w:type="dxa" w:w="120"/>
+              <w:bottom w:type="dxa" w:w="80"/>
+              <w:right w:type="dxa" w:w="120"/>
+            </w:tcMar>
+          </w:tcPr>
+          <w:p>
+            <w:pPr>
+              <w:spacing w:after="0" w:line="260"/>
+            </w:pPr>
+            <w:r>
+              <w:rPr>
+                <w:rFonts w:ascii="Calibri" w:cs="Calibri" w:eastAsia="Calibri" w:hAnsi="Calibri"/>
+                <w:b/>
+                <w:bCs/>
+                <w:sz w:val="20"/>
+                <w:szCs w:val="20"/>
+              </w:rPr>
+              <w:t xml:space="preserve">Ollie Brennan</w:t>
+            </w:r>
+          </w:p>
+        </w:tc>
+        <w:tc>
+          <w:tcPr>
+            <w:tcW w:type="pct" w:w="12%"/>
+            <w:tcMar>
+              <w:top w:type="dxa" w:w="80"/>
+              <w:left w:type="dxa" w:w="120"/>
+              <w:bottom w:type="dxa" w:w="80"/>
+              <w:right w:type="dxa" w:w="120"/>
+            </w:tcMar>
+          </w:tcPr>
+          <w:p>
+            <w:pPr>
+              <w:spacing w:after="0" w:line="260"/>
+            </w:pPr>
+            <w:r>
+              <w:rPr>
+                <w:rFonts w:ascii="Calibri" w:cs="Calibri" w:eastAsia="Calibri" w:hAnsi="Calibri"/>
+                <w:b w:val="false"/>
+                <w:bCs w:val="false"/>
+                <w:sz w:val="20"/>
+                <w:szCs w:val="20"/>
+              </w:rPr>
+              <w:t xml:space="preserve">Staff</w:t>
+            </w:r>
+          </w:p>
+        </w:tc>
+        <w:tc>
+          <w:tcPr>
+            <w:tcW w:type="pct" w:w="26%"/>
+            <w:tcMar>
+              <w:top w:type="dxa" w:w="80"/>
+              <w:left w:type="dxa" w:w="120"/>
+              <w:bottom w:type="dxa" w:w="80"/>
+              <w:right w:type="dxa" w:w="120"/>
+            </w:tcMar>
+          </w:tcPr>
+          <w:p>
+            <w:pPr>
+              <w:spacing w:after="0" w:line="260"/>
+            </w:pPr>
+            <w:r>
+              <w:rPr>
+                <w:rFonts w:ascii="Calibri" w:cs="Calibri" w:eastAsia="Calibri" w:hAnsi="Calibri"/>
+                <w:b w:val="false"/>
+                <w:bCs w:val="false"/>
+                <w:sz w:val="20"/>
+                <w:szCs w:val="20"/>
+              </w:rPr>
+              <w:t xml:space="preserve">Dishwasher</w:t>
+            </w:r>
+          </w:p>
+        </w:tc>
+        <w:tc>
+          <w:tcPr>
+            <w:tcW w:type="pct" w:w="28%"/>
+            <w:tcMar>
+              <w:top w:type="dxa" w:w="80"/>
+              <w:left w:type="dxa" w:w="120"/>
+              <w:bottom w:type="dxa" w:w="80"/>
+              <w:right w:type="dxa" w:w="120"/>
+            </w:tcMar>
+          </w:tcPr>
+          <w:p>
+            <w:pPr>
+              <w:spacing w:after="0" w:line="260"/>
+            </w:pPr>
+            <w:r>
+              <w:rPr>
+                <w:rFonts w:ascii="Calibri" w:cs="Calibri" w:eastAsia="Calibri" w:hAnsi="Calibri"/>
+                <w:b w:val="false"/>
+                <w:bCs w:val="false"/>
+                <w:sz w:val="20"/>
+                <w:szCs w:val="20"/>
+              </w:rPr>
+              <w:t xml:space="preserve">Charleston</w:t>
+            </w:r>
+          </w:p>
+        </w:tc>
+        <w:tc>
+          <w:tcPr>
+            <w:tcW w:type="pct" w:w="14%"/>
+            <w:tcMar>
+              <w:top w:type="dxa" w:w="80"/>
+              <w:left w:type="dxa" w:w="120"/>
+              <w:bottom w:type="dxa" w:w="80"/>
+              <w:right w:type="dxa" w:w="120"/>
+            </w:tcMar>
+          </w:tcPr>
+          <w:p>
+            <w:pPr>
+              <w:spacing w:after="0" w:line="260"/>
+            </w:pPr>
+            <w:r>
+              <w:rPr>
+                <w:rFonts w:ascii="Calibri" w:cs="Calibri" w:eastAsia="Calibri" w:hAnsi="Calibri"/>
+                <w:b w:val="false"/>
+                <w:bCs w:val="false"/>
+                <w:sz w:val="20"/>
+                <w:szCs w:val="20"/>
+              </w:rPr>
+              <w:t xml:space="preserve">16h</w:t>
+            </w:r>
+          </w:p>
+        </w:tc>
+      </w:tr>
+      <w:tr>
+        <w:tc>
+          <w:tcPr>
+            <w:tcW w:type="pct" w:w="20%"/>
+            <w:tcMar>
+              <w:top w:type="dxa" w:w="80"/>
+              <w:left w:type="dxa" w:w="120"/>
+              <w:bottom w:type="dxa" w:w="80"/>
+              <w:right w:type="dxa" w:w="120"/>
+            </w:tcMar>
+          </w:tcPr>
+          <w:p>
+            <w:pPr>
+              <w:spacing w:after="0" w:line="260"/>
+            </w:pPr>
+            <w:r>
+              <w:rPr>
+                <w:rFonts w:ascii="Calibri" w:cs="Calibri" w:eastAsia="Calibri" w:hAnsi="Calibri"/>
+                <w:b/>
+                <w:bCs/>
+                <w:sz w:val="20"/>
+                <w:szCs w:val="20"/>
+              </w:rPr>
+              <w:t xml:space="preserve">Rosa Delgado</w:t>
+            </w:r>
+          </w:p>
+        </w:tc>
+        <w:tc>
+          <w:tcPr>
+            <w:tcW w:type="pct" w:w="12%"/>
+            <w:tcMar>
+              <w:top w:type="dxa" w:w="80"/>
+              <w:left w:type="dxa" w:w="120"/>
+              <w:bottom w:type="dxa" w:w="80"/>
+              <w:right w:type="dxa" w:w="120"/>
+            </w:tcMar>
+          </w:tcPr>
+          <w:p>
+            <w:pPr>
+              <w:spacing w:after="0" w:line="260"/>
+            </w:pPr>
+            <w:r>
+              <w:rPr>
+                <w:rFonts w:ascii="Calibri" w:cs="Calibri" w:eastAsia="Calibri" w:hAnsi="Calibri"/>
+                <w:b w:val="false"/>
+                <w:bCs w:val="false"/>
+                <w:sz w:val="20"/>
+                <w:szCs w:val="20"/>
+              </w:rPr>
+              <w:t xml:space="preserve">Staff</w:t>
+            </w:r>
+          </w:p>
+        </w:tc>
+        <w:tc>
+          <w:tcPr>
+            <w:tcW w:type="pct" w:w="26%"/>
+            <w:tcMar>
+              <w:top w:type="dxa" w:w="80"/>
+              <w:left w:type="dxa" w:w="120"/>
+              <w:bottom w:type="dxa" w:w="80"/>
+              <w:right w:type="dxa" w:w="120"/>
+            </w:tcMar>
+          </w:tcPr>
+          <w:p>
+            <w:pPr>
+              <w:spacing w:after="0" w:line="260"/>
+            </w:pPr>
+            <w:r>
+              <w:rPr>
+                <w:rFonts w:ascii="Calibri" w:cs="Calibri" w:eastAsia="Calibri" w:hAnsi="Calibri"/>
+                <w:b w:val="false"/>
+                <w:bCs w:val="false"/>
+                <w:sz w:val="20"/>
+                <w:szCs w:val="20"/>
+              </w:rPr>
+              <w:t xml:space="preserve">Host, Server</w:t>
+            </w:r>
+          </w:p>
+        </w:tc>
+        <w:tc>
+          <w:tcPr>
+            <w:tcW w:type="pct" w:w="28%"/>
+            <w:tcMar>
+              <w:top w:type="dxa" w:w="80"/>
+              <w:left w:type="dxa" w:w="120"/>
+              <w:bottom w:type="dxa" w:w="80"/>
+              <w:right w:type="dxa" w:w="120"/>
+            </w:tcMar>
+          </w:tcPr>
+          <w:p>
+            <w:pPr>
+              <w:spacing w:after="0" w:line="260"/>
+            </w:pPr>
+            <w:r>
+              <w:rPr>
+                <w:rFonts w:ascii="Calibri" w:cs="Calibri" w:eastAsia="Calibri" w:hAnsi="Calibri"/>
+                <w:b w:val="false"/>
+                <w:bCs w:val="false"/>
+                <w:sz w:val="20"/>
+                <w:szCs w:val="20"/>
+              </w:rPr>
+              <w:t xml:space="preserve">Portland, Santa Monica</w:t>
+            </w:r>
+          </w:p>
+        </w:tc>
+        <w:tc>
+          <w:tcPr>
+            <w:tcW w:type="pct" w:w="14%"/>
+            <w:tcMar>
+              <w:top w:type="dxa" w:w="80"/>
+              <w:left w:type="dxa" w:w="120"/>
+              <w:bottom w:type="dxa" w:w="80"/>
+              <w:right w:type="dxa" w:w="120"/>
+            </w:tcMar>
+          </w:tcPr>
+          <w:p>
+            <w:pPr>
+              <w:spacing w:after="0" w:line="260"/>
+            </w:pPr>
+            <w:r>
+              <w:rPr>
+                <w:rFonts w:ascii="Calibri" w:cs="Calibri" w:eastAsia="Calibri" w:hAnsi="Calibri"/>
+                <w:b w:val="false"/>
+                <w:bCs w:val="false"/>
+                <w:sz w:val="20"/>
+                <w:szCs w:val="20"/>
+              </w:rPr>
+              <w:t xml:space="preserve">30h</w:t>
+            </w:r>
+          </w:p>
+        </w:tc>
+      </w:tr>
+      <w:tr>
+        <w:tc>
+          <w:tcPr>
+            <w:tcW w:type="pct" w:w="20%"/>
+            <w:tcMar>
+              <w:top w:type="dxa" w:w="80"/>
+              <w:left w:type="dxa" w:w="120"/>
+              <w:bottom w:type="dxa" w:w="80"/>
+              <w:right w:type="dxa" w:w="120"/>
+            </w:tcMar>
+          </w:tcPr>
+          <w:p>
+            <w:pPr>
+              <w:spacing w:after="0" w:line="260"/>
+            </w:pPr>
+            <w:r>
+              <w:rPr>
+                <w:rFonts w:ascii="Calibri" w:cs="Calibri" w:eastAsia="Calibri" w:hAnsi="Calibri"/>
+                <w:b/>
+                <w:bCs/>
+                <w:sz w:val="20"/>
+                <w:szCs w:val="20"/>
+              </w:rPr>
+              <w:t xml:space="preserve">Sarah Chen</w:t>
+            </w:r>
+          </w:p>
+        </w:tc>
+        <w:tc>
+          <w:tcPr>
+            <w:tcW w:type="pct" w:w="12%"/>
+            <w:tcMar>
+              <w:top w:type="dxa" w:w="80"/>
+              <w:left w:type="dxa" w:w="120"/>
+              <w:bottom w:type="dxa" w:w="80"/>
+              <w:right w:type="dxa" w:w="120"/>
+            </w:tcMar>
+          </w:tcPr>
+          <w:p>
+            <w:pPr>
+              <w:spacing w:after="0" w:line="260"/>
+            </w:pPr>
+            <w:r>
+              <w:rPr>
+                <w:rFonts w:ascii="Calibri" w:cs="Calibri" w:eastAsia="Calibri" w:hAnsi="Calibri"/>
+                <w:b w:val="false"/>
+                <w:bCs w:val="false"/>
+                <w:sz w:val="20"/>
+                <w:szCs w:val="20"/>
+              </w:rPr>
+              <w:t xml:space="preserve">Staff</w:t>
+            </w:r>
+          </w:p>
+        </w:tc>
+        <w:tc>
+          <w:tcPr>
+            <w:tcW w:type="pct" w:w="26%"/>
+            <w:tcMar>
+              <w:top w:type="dxa" w:w="80"/>
+              <w:left w:type="dxa" w:w="120"/>
+              <w:bottom w:type="dxa" w:w="80"/>
+              <w:right w:type="dxa" w:w="120"/>
+            </w:tcMar>
+          </w:tcPr>
+          <w:p>
+            <w:pPr>
+              <w:spacing w:after="0" w:line="260"/>
+            </w:pPr>
+            <w:r>
+              <w:rPr>
+                <w:rFonts w:ascii="Calibri" w:cs="Calibri" w:eastAsia="Calibri" w:hAnsi="Calibri"/>
+                <w:b w:val="false"/>
+                <w:bCs w:val="false"/>
+                <w:sz w:val="20"/>
+                <w:szCs w:val="20"/>
+              </w:rPr>
+              <w:t xml:space="preserve">Bartender, Server</w:t>
+            </w:r>
+          </w:p>
+        </w:tc>
+        <w:tc>
+          <w:tcPr>
+            <w:tcW w:type="pct" w:w="28%"/>
+            <w:tcMar>
+              <w:top w:type="dxa" w:w="80"/>
+              <w:left w:type="dxa" w:w="120"/>
+              <w:bottom w:type="dxa" w:w="80"/>
+              <w:right w:type="dxa" w:w="120"/>
+            </w:tcMar>
+          </w:tcPr>
+          <w:p>
+            <w:pPr>
+              <w:spacing w:after="0" w:line="260"/>
+            </w:pPr>
+            <w:r>
+              <w:rPr>
+                <w:rFonts w:ascii="Calibri" w:cs="Calibri" w:eastAsia="Calibri" w:hAnsi="Calibri"/>
+                <w:b w:val="false"/>
+                <w:bCs w:val="false"/>
+                <w:sz w:val="20"/>
+                <w:szCs w:val="20"/>
+              </w:rPr>
+              <w:t xml:space="preserve">Charleston, Santa Monica</w:t>
+            </w:r>
+          </w:p>
+        </w:tc>
+        <w:tc>
+          <w:tcPr>
+            <w:tcW w:type="pct" w:w="14%"/>
+            <w:tcMar>
+              <w:top w:type="dxa" w:w="80"/>
+              <w:left w:type="dxa" w:w="120"/>
+              <w:bottom w:type="dxa" w:w="80"/>
+              <w:right w:type="dxa" w:w="120"/>
+            </w:tcMar>
+          </w:tcPr>
+          <w:p>
+            <w:pPr>
+              <w:spacing w:after="0" w:line="260"/>
+            </w:pPr>
+            <w:r>
+              <w:rPr>
+                <w:rFonts w:ascii="Calibri" w:cs="Calibri" w:eastAsia="Calibri" w:hAnsi="Calibri"/>
+                <w:b w:val="false"/>
+                <w:bCs w:val="false"/>
+                <w:sz w:val="20"/>
+                <w:szCs w:val="20"/>
+              </w:rPr>
+              <w:t xml:space="preserve">32h</w:t>
+            </w:r>
+          </w:p>
+        </w:tc>
+      </w:tr>
+      <w:tr>
+        <w:tc>
+          <w:tcPr>
+            <w:tcW w:type="pct" w:w="20%"/>
+            <w:tcMar>
+              <w:top w:type="dxa" w:w="80"/>
+              <w:left w:type="dxa" w:w="120"/>
+              <w:bottom w:type="dxa" w:w="80"/>
+              <w:right w:type="dxa" w:w="120"/>
+            </w:tcMar>
+          </w:tcPr>
+          <w:p>
+            <w:pPr>
+              <w:spacing w:after="0" w:line="260"/>
+            </w:pPr>
+            <w:r>
+              <w:rPr>
+                <w:rFonts w:ascii="Calibri" w:cs="Calibri" w:eastAsia="Calibri" w:hAnsi="Calibri"/>
+                <w:b/>
+                <w:bCs/>
+                <w:sz w:val="20"/>
+                <w:szCs w:val="20"/>
+              </w:rPr>
+              <w:t xml:space="preserve">Tom Okafor</w:t>
+            </w:r>
+          </w:p>
+        </w:tc>
+        <w:tc>
+          <w:tcPr>
+            <w:tcW w:type="pct" w:w="12%"/>
+            <w:tcMar>
+              <w:top w:type="dxa" w:w="80"/>
+              <w:left w:type="dxa" w:w="120"/>
+              <w:bottom w:type="dxa" w:w="80"/>
+              <w:right w:type="dxa" w:w="120"/>
+            </w:tcMar>
+          </w:tcPr>
+          <w:p>
+            <w:pPr>
+              <w:spacing w:after="0" w:line="260"/>
+            </w:pPr>
+            <w:r>
+              <w:rPr>
+                <w:rFonts w:ascii="Calibri" w:cs="Calibri" w:eastAsia="Calibri" w:hAnsi="Calibri"/>
+                <w:b w:val="false"/>
+                <w:bCs w:val="false"/>
+                <w:sz w:val="20"/>
+                <w:szCs w:val="20"/>
+              </w:rPr>
+              <w:t xml:space="preserve">Staff</w:t>
+            </w:r>
+          </w:p>
+        </w:tc>
+        <w:tc>
+          <w:tcPr>
+            <w:tcW w:type="pct" w:w="26%"/>
+            <w:tcMar>
+              <w:top w:type="dxa" w:w="80"/>
+              <w:left w:type="dxa" w:w="120"/>
+              <w:bottom w:type="dxa" w:w="80"/>
+              <w:right w:type="dxa" w:w="120"/>
+            </w:tcMar>
+          </w:tcPr>
+          <w:p>
+            <w:pPr>
+              <w:spacing w:after="0" w:line="260"/>
+            </w:pPr>
+            <w:r>
+              <w:rPr>
+                <w:rFonts w:ascii="Calibri" w:cs="Calibri" w:eastAsia="Calibri" w:hAnsi="Calibri"/>
+                <w:b w:val="false"/>
+                <w:bCs w:val="false"/>
+                <w:sz w:val="20"/>
+                <w:szCs w:val="20"/>
+              </w:rPr>
+              <w:t xml:space="preserve">Line Cook</w:t>
+            </w:r>
+          </w:p>
+        </w:tc>
+        <w:tc>
+          <w:tcPr>
+            <w:tcW w:type="pct" w:w="28%"/>
+            <w:tcMar>
+              <w:top w:type="dxa" w:w="80"/>
+              <w:left w:type="dxa" w:w="120"/>
+              <w:bottom w:type="dxa" w:w="80"/>
+              <w:right w:type="dxa" w:w="120"/>
+            </w:tcMar>
+          </w:tcPr>
+          <w:p>
+            <w:pPr>
+              <w:spacing w:after="0" w:line="260"/>
+            </w:pPr>
+            <w:r>
+              <w:rPr>
+                <w:rFonts w:ascii="Calibri" w:cs="Calibri" w:eastAsia="Calibri" w:hAnsi="Calibri"/>
+                <w:b w:val="false"/>
+                <w:bCs w:val="false"/>
+                <w:sz w:val="20"/>
+                <w:szCs w:val="20"/>
+              </w:rPr>
+              <w:t xml:space="preserve">Charleston</w:t>
+            </w:r>
+          </w:p>
+        </w:tc>
+        <w:tc>
+          <w:tcPr>
+            <w:tcW w:type="pct" w:w="14%"/>
+            <w:tcMar>
+              <w:top w:type="dxa" w:w="80"/>
+              <w:left w:type="dxa" w:w="120"/>
+              <w:bottom w:type="dxa" w:w="80"/>
+              <w:right w:type="dxa" w:w="120"/>
+            </w:tcMar>
+          </w:tcPr>
+          <w:p>
+            <w:pPr>
+              <w:spacing w:after="0" w:line="260"/>
+            </w:pPr>
+            <w:r>
+              <w:rPr>
+                <w:rFonts w:ascii="Calibri" w:cs="Calibri" w:eastAsia="Calibri" w:hAnsi="Calibri"/>
+                <w:b w:val="false"/>
+                <w:bCs w:val="false"/>
+                <w:sz w:val="20"/>
+                <w:szCs w:val="20"/>
+              </w:rPr>
+              <w:t xml:space="preserve">35h</w:t>
+            </w:r>
+          </w:p>
+        </w:tc>
+      </w:tr>
+      <w:tr>
+        <w:tc>
+          <w:tcPr>
+            <w:tcW w:type="pct" w:w="20%"/>
+            <w:tcMar>
+              <w:top w:type="dxa" w:w="80"/>
+              <w:left w:type="dxa" w:w="120"/>
+              <w:bottom w:type="dxa" w:w="80"/>
+              <w:right w:type="dxa" w:w="120"/>
+            </w:tcMar>
+          </w:tcPr>
+          <w:p>
+            <w:pPr>
+              <w:spacing w:after="0" w:line="260"/>
+            </w:pPr>
+            <w:r>
+              <w:rPr>
+                <w:rFonts w:ascii="Calibri" w:cs="Calibri" w:eastAsia="Calibri" w:hAnsi="Calibri"/>
+                <w:b/>
+                <w:bCs/>
+                <w:sz w:val="20"/>
+                <w:szCs w:val="20"/>
+              </w:rPr>
+              <w:t xml:space="preserve">Wes Tanaka</w:t>
+            </w:r>
+          </w:p>
+        </w:tc>
+        <w:tc>
+          <w:tcPr>
+            <w:tcW w:type="pct" w:w="12%"/>
+            <w:tcMar>
+              <w:top w:type="dxa" w:w="80"/>
+              <w:left w:type="dxa" w:w="120"/>
+              <w:bottom w:type="dxa" w:w="80"/>
+              <w:right w:type="dxa" w:w="120"/>
+            </w:tcMar>
+          </w:tcPr>
+          <w:p>
+            <w:pPr>
+              <w:spacing w:after="0" w:line="260"/>
+            </w:pPr>
+            <w:r>
+              <w:rPr>
+                <w:rFonts w:ascii="Calibri" w:cs="Calibri" w:eastAsia="Calibri" w:hAnsi="Calibri"/>
+                <w:b w:val="false"/>
+                <w:bCs w:val="false"/>
+                <w:sz w:val="20"/>
+                <w:szCs w:val="20"/>
+              </w:rPr>
+              <w:t xml:space="preserve">Staff</w:t>
+            </w:r>
+          </w:p>
+        </w:tc>
+        <w:tc>
+          <w:tcPr>
+            <w:tcW w:type="pct" w:w="26%"/>
+            <w:tcMar>
+              <w:top w:type="dxa" w:w="80"/>
+              <w:left w:type="dxa" w:w="120"/>
+              <w:bottom w:type="dxa" w:w="80"/>
+              <w:right w:type="dxa" w:w="120"/>
+            </w:tcMar>
+          </w:tcPr>
+          <w:p>
+            <w:pPr>
+              <w:spacing w:after="0" w:line="260"/>
+            </w:pPr>
+            <w:r>
+              <w:rPr>
+                <w:rFonts w:ascii="Calibri" w:cs="Calibri" w:eastAsia="Calibri" w:hAnsi="Calibri"/>
+                <w:b w:val="false"/>
+                <w:bCs w:val="false"/>
+                <w:sz w:val="20"/>
+                <w:szCs w:val="20"/>
+              </w:rPr>
+              <w:t xml:space="preserve">Dishwasher, Line Cook</w:t>
+            </w:r>
+          </w:p>
+        </w:tc>
+        <w:tc>
+          <w:tcPr>
+            <w:tcW w:type="pct" w:w="28%"/>
+            <w:tcMar>
+              <w:top w:type="dxa" w:w="80"/>
+              <w:left w:type="dxa" w:w="120"/>
+              <w:bottom w:type="dxa" w:w="80"/>
+              <w:right w:type="dxa" w:w="120"/>
+            </w:tcMar>
+          </w:tcPr>
+          <w:p>
+            <w:pPr>
+              <w:spacing w:after="0" w:line="260"/>
+            </w:pPr>
+            <w:r>
+              <w:rPr>
+                <w:rFonts w:ascii="Calibri" w:cs="Calibri" w:eastAsia="Calibri" w:hAnsi="Calibri"/>
+                <w:b w:val="false"/>
+                <w:bCs w:val="false"/>
+                <w:sz w:val="20"/>
+                <w:szCs w:val="20"/>
+              </w:rPr>
+              <w:t xml:space="preserve">Santa Monica</w:t>
+            </w:r>
+          </w:p>
+        </w:tc>
+        <w:tc>
+          <w:tcPr>
+            <w:tcW w:type="pct" w:w="14%"/>
+            <w:tcMar>
+              <w:top w:type="dxa" w:w="80"/>
+              <w:left w:type="dxa" w:w="120"/>
+              <w:bottom w:type="dxa" w:w="80"/>
+              <w:right w:type="dxa" w:w="120"/>
+            </w:tcMar>
+          </w:tcPr>
+          <w:p>
+            <w:pPr>
+              <w:spacing w:after="0" w:line="260"/>
+            </w:pPr>
+            <w:r>
+              <w:rPr>
+                <w:rFonts w:ascii="Calibri" w:cs="Calibri" w:eastAsia="Calibri" w:hAnsi="Calibri"/>
+                <w:b w:val="false"/>
+                <w:bCs w:val="false"/>
+                <w:sz w:val="20"/>
+                <w:szCs w:val="20"/>
+              </w:rPr>
+              <w:t xml:space="preserve">30h</w:t>
+            </w:r>
+          </w:p>
+        </w:tc>
+      </w:tr>
+    </w:tbl>
+    <w:p>
+      <w:pPr>
+        <w:spacing w:after="160"/>
+      </w:pPr>
+    </w:p>
+    <w:p>
+      <w:pPr>
+        <w:spacing w:after="160" w:line="280"/>
+      </w:pPr>
+      <w:r>
+        <w:rPr>
+          <w:rFonts w:ascii="Calibri" w:cs="Calibri" w:eastAsia="Calibri" w:hAnsi="Calibri"/>
+          <w:sz w:val="21"/>
+          <w:szCs w:val="21"/>
+        </w:rPr>
+        <w:t xml:space="preserve">Wes Tanaka was de-certified from Portland 30 days ago, which is why only Santa Monica is listed. His Portland history is intact and still counts towards hours and cost; he simply cannot be scheduled there again.</w:t>
+      </w:r>
+    </w:p>
+    <w:p>
+      <w:pPr>
+        <w:pStyle w:val="Heading2"/>
+        <w:spacing w:after="140" w:before="320"/>
+      </w:pPr>
+      <w:r>
+        <w:rPr>
+          <w:rFonts w:ascii="Calibri" w:cs="Calibri" w:eastAsia="Calibri" w:hAnsi="Calibri"/>
+          <w:b/>
+          <w:bCs/>
+          <w:color w:val="1F4E5F"/>
+          <w:sz w:val="26"/>
+          <w:szCs w:val="26"/>
+        </w:rPr>
+        <w:t xml:space="preserve">Where to find each evaluation scenario</w:t>
+      </w:r>
+    </w:p>
+    <w:p>
+      <w:pPr>
+        <w:spacing w:after="160" w:line="280"/>
+      </w:pPr>
+      <w:r>
+        <w:rPr>
+          <w:rFonts w:ascii="Calibri" w:cs="Calibri" w:eastAsia="Calibri" w:hAnsi="Calibri"/>
+          <w:sz w:val="21"/>
+          <w:szCs w:val="21"/>
+        </w:rPr>
+        <w:t xml:space="preserve">npm run verify prints the numbers behind all of these straight from the database, if you would rather read them than click.</w:t>
       </w:r>
     </w:p>
     <w:p>
@@ -1186,10 +3751,38 @@
       <w:r>
         <w:rPr>
           <w:rFonts w:ascii="Calibri" w:cs="Calibri" w:eastAsia="Calibri" w:hAnsi="Calibri"/>
-          <w:sz w:val="21"/>
-          <w:szCs w:val="21"/>
-        </w:rPr>
-        <w:t xml:space="preserve">One shared password across seeded accounts, printed on the login page. That is a review convenience, not something I would ship.</w:t>
+          <w:b/>
+          <w:bCs/>
+          <w:sz w:val="21"/>
+          <w:szCs w:val="21"/>
+        </w:rPr>
+        <w:t xml:space="preserve">1 — Sunday Night Chaos.</w:t>
+      </w:r>
+      <w:r>
+        <w:rPr>
+          <w:rFonts w:ascii="Calibri" w:cs="Calibri" w:eastAsia="Calibri" w:hAnsi="Calibri"/>
+          <w:sz w:val="21"/>
+          <w:szCs w:val="21"/>
+        </w:rPr>
+        <w:t xml:space="preserve"> Sign in as Priya; the dashboard opens on Coverage gaps. Click a gap, then </w:t>
+      </w:r>
+      <w:r>
+        <w:rPr>
+          <w:rFonts w:ascii="Calibri" w:cs="Calibri" w:eastAsia="Calibri" w:hAnsi="Calibri"/>
+          <w:b/>
+          <w:bCs/>
+          <w:sz w:val="21"/>
+          <w:szCs w:val="21"/>
+        </w:rPr>
+        <w:t xml:space="preserve">Suggest</w:t>
+      </w:r>
+      <w:r>
+        <w:rPr>
+          <w:rFonts w:ascii="Calibri" w:cs="Calibri" w:eastAsia="Calibri" w:hAnsi="Calibri"/>
+          <w:sz w:val="21"/>
+          <w:szCs w:val="21"/>
+        </w:rPr>
+        <w:t xml:space="preserve"> in the shift drawer. Candidates come back ranked, each with a reason and their week before and after. Anyone the engine would refuse is excluded rather than offered. About four clicks from landing to filled.</w:t>
       </w:r>
     </w:p>
     <w:p>
@@ -1209,10 +3802,38 @@
       <w:r>
         <w:rPr>
           <w:rFonts w:ascii="Calibri" w:cs="Calibri" w:eastAsia="Calibri" w:hAnsi="Calibri"/>
-          <w:sz w:val="21"/>
-          <w:szCs w:val="21"/>
-        </w:rPr>
-        <w:t xml:space="preserve">Overtime is a flat 1.5× beyond 40 hours per week. Real multi-state payroll — California daily overtime, seventh-day rules — would need per-location rule sets.</w:t>
+          <w:b/>
+          <w:bCs/>
+          <w:sz w:val="21"/>
+          <w:szCs w:val="21"/>
+        </w:rPr>
+        <w:t xml:space="preserve">2 — The Overtime Trap.</w:t>
+      </w:r>
+      <w:r>
+        <w:rPr>
+          <w:rFonts w:ascii="Calibri" w:cs="Calibri" w:eastAsia="Calibri" w:hAnsi="Calibri"/>
+          <w:sz w:val="21"/>
+          <w:szCs w:val="21"/>
+        </w:rPr>
+        <w:t xml:space="preserve"> Marcus → </w:t>
+      </w:r>
+      <w:r>
+        <w:rPr>
+          <w:rFonts w:ascii="Calibri" w:cs="Calibri" w:eastAsia="Calibri" w:hAnsi="Calibri"/>
+          <w:b/>
+          <w:bCs/>
+          <w:sz w:val="21"/>
+          <w:szCs w:val="21"/>
+        </w:rPr>
+        <w:t xml:space="preserve">Overtime</w:t>
+      </w:r>
+      <w:r>
+        <w:rPr>
+          <w:rFonts w:ascii="Calibri" w:cs="Calibri" w:eastAsia="Calibri" w:hAnsi="Calibri"/>
+          <w:sz w:val="21"/>
+          <w:szCs w:val="21"/>
+        </w:rPr>
+        <w:t xml:space="preserve"> → next week. Marco Ruiz is at 52 hours with 12 of overtime, split across two locations, so no single roster reveals it. The report names the exact shift that crosses 40 hours, and the same calculation runs in the schedule builder before you commit an assignment.</w:t>
       </w:r>
     </w:p>
     <w:p>
@@ -1232,10 +3853,38 @@
       <w:r>
         <w:rPr>
           <w:rFonts w:ascii="Calibri" w:cs="Calibri" w:eastAsia="Calibri" w:hAnsi="Calibri"/>
-          <w:sz w:val="21"/>
-          <w:szCs w:val="21"/>
-        </w:rPr>
-        <w:t xml:space="preserve">"Premium" means Friday or Saturday starting at or after 5pm. A real operator would configure this per venue.</w:t>
+          <w:b/>
+          <w:bCs/>
+          <w:sz w:val="21"/>
+          <w:szCs w:val="21"/>
+        </w:rPr>
+        <w:t xml:space="preserve">3 — The Timezone Tangle.</w:t>
+      </w:r>
+      <w:r>
+        <w:rPr>
+          <w:rFonts w:ascii="Calibri" w:cs="Calibri" w:eastAsia="Calibri" w:hAnsi="Calibri"/>
+          <w:sz w:val="21"/>
+          <w:szCs w:val="21"/>
+        </w:rPr>
+        <w:t xml:space="preserve"> Sarah Chen → </w:t>
+      </w:r>
+      <w:r>
+        <w:rPr>
+          <w:rFonts w:ascii="Calibri" w:cs="Calibri" w:eastAsia="Calibri" w:hAnsi="Calibri"/>
+          <w:b/>
+          <w:bCs/>
+          <w:sz w:val="21"/>
+          <w:szCs w:val="21"/>
+        </w:rPr>
+        <w:t xml:space="preserve">My availability</w:t>
+      </w:r>
+      <w:r>
+        <w:rPr>
+          <w:rFonts w:ascii="Calibri" w:cs="Calibri" w:eastAsia="Calibri" w:hAnsi="Calibri"/>
+          <w:sz w:val="21"/>
+          <w:szCs w:val="21"/>
+        </w:rPr>
+        <w:t xml:space="preserve">. Because she is certified in both zones, each window carries a timezone choice: local to whichever location she is working (Sarah), or anchored to one zone (Elena Vasquez). Assigning Elena to a 9am Charleston shift is blocked, naming the uncovered hours in Charleston time.</w:t>
       </w:r>
     </w:p>
     <w:p>
@@ -1255,10 +3904,20 @@
       <w:r>
         <w:rPr>
           <w:rFonts w:ascii="Calibri" w:cs="Calibri" w:eastAsia="Calibri" w:hAnsi="Calibri"/>
-          <w:sz w:val="21"/>
-          <w:szCs w:val="21"/>
-        </w:rPr>
-        <w:t xml:space="preserve">Managers are assigned to locations by an admin. There is no self-service way to claim a location.</w:t>
+          <w:b/>
+          <w:bCs/>
+          <w:sz w:val="21"/>
+          <w:szCs w:val="21"/>
+        </w:rPr>
+        <w:t xml:space="preserve">4 — The Simultaneous Assignment.</w:t>
+      </w:r>
+      <w:r>
+        <w:rPr>
+          <w:rFonts w:ascii="Calibri" w:cs="Calibri" w:eastAsia="Calibri" w:hAnsi="Calibri"/>
+          <w:sz w:val="21"/>
+          <w:szCs w:val="21"/>
+        </w:rPr>
+        <w:t xml:space="preserve"> Covered by npx vitest run tests/concurrency.test.ts, which fires two assignments at the same instant. Exactly one wins; the loser gets a double-booking refusal naming the other location, a live conflict toast, and alternatives. One row lands in the database.</w:t>
       </w:r>
     </w:p>
     <w:p>
@@ -1278,10 +3937,733 @@
       <w:r>
         <w:rPr>
           <w:rFonts w:ascii="Calibri" w:cs="Calibri" w:eastAsia="Calibri" w:hAnsi="Calibri"/>
-          <w:sz w:val="21"/>
-          <w:szCs w:val="21"/>
-        </w:rPr>
-        <w:t xml:space="preserve">Notifications are in-app and always on, since the notification centre is the durable record of what happened. Email is simulated: opted-in messages are written to an outbox an admin can read, and nothing is actually sent.</w:t>
+          <w:b/>
+          <w:bCs/>
+          <w:sz w:val="21"/>
+          <w:szCs w:val="21"/>
+        </w:rPr>
+        <w:t xml:space="preserve">5 — The Fairness Complaint.</w:t>
+      </w:r>
+      <w:r>
+        <w:rPr>
+          <w:rFonts w:ascii="Calibri" w:cs="Calibri" w:eastAsia="Calibri" w:hAnsi="Calibri"/>
+          <w:sz w:val="21"/>
+          <w:szCs w:val="21"/>
+        </w:rPr>
+        <w:t xml:space="preserve"> Priya → </w:t>
+      </w:r>
+      <w:r>
+        <w:rPr>
+          <w:rFonts w:ascii="Calibri" w:cs="Calibri" w:eastAsia="Calibri" w:hAnsi="Calibri"/>
+          <w:b/>
+          <w:bCs/>
+          <w:sz w:val="21"/>
+          <w:szCs w:val="21"/>
+        </w:rPr>
+        <w:t xml:space="preserve">Fairness</w:t>
+      </w:r>
+      <w:r>
+        <w:rPr>
+          <w:rFonts w:ascii="Calibri" w:cs="Calibri" w:eastAsia="Calibri" w:hAnsi="Calibri"/>
+          <w:sz w:val="21"/>
+          <w:szCs w:val="21"/>
+        </w:rPr>
+        <w:t xml:space="preserve">. Jordan Blake has 0 premium shifts against roughly 2 expected and is flagged under-served, with the full ledger of who worked every Friday and Saturday evening.</w:t>
+      </w:r>
+    </w:p>
+    <w:p>
+      <w:pPr>
+        <w:spacing w:after="90" w:line="280"/>
+        <w:ind w:left="360" w:hanging="260"/>
+      </w:pPr>
+      <w:r>
+        <w:rPr>
+          <w:rFonts w:ascii="Calibri" w:cs="Calibri" w:eastAsia="Calibri" w:hAnsi="Calibri"/>
+          <w:color w:val="595959"/>
+          <w:sz w:val="21"/>
+          <w:szCs w:val="21"/>
+        </w:rPr>
+        <w:t xml:space="preserve">•  </w:t>
+      </w:r>
+      <w:r>
+        <w:rPr>
+          <w:rFonts w:ascii="Calibri" w:cs="Calibri" w:eastAsia="Calibri" w:hAnsi="Calibri"/>
+          <w:b/>
+          <w:bCs/>
+          <w:sz w:val="21"/>
+          <w:szCs w:val="21"/>
+        </w:rPr>
+        <w:t xml:space="preserve">6 — The Regret Swap.</w:t>
+      </w:r>
+      <w:r>
+        <w:rPr>
+          <w:rFonts w:ascii="Calibri" w:cs="Calibri" w:eastAsia="Calibri" w:hAnsi="Calibri"/>
+          <w:sz w:val="21"/>
+          <w:szCs w:val="21"/>
+        </w:rPr>
+        <w:t xml:space="preserve"> Sign in as Tom → </w:t>
+      </w:r>
+      <w:r>
+        <w:rPr>
+          <w:rFonts w:ascii="Calibri" w:cs="Calibri" w:eastAsia="Calibri" w:hAnsi="Calibri"/>
+          <w:b/>
+          <w:bCs/>
+          <w:sz w:val="21"/>
+          <w:szCs w:val="21"/>
+        </w:rPr>
+        <w:t xml:space="preserve">My requests</w:t>
+      </w:r>
+      <w:r>
+        <w:rPr>
+          <w:rFonts w:ascii="Calibri" w:cs="Calibri" w:eastAsia="Calibri" w:hAnsi="Calibri"/>
+          <w:sz w:val="21"/>
+          <w:szCs w:val="21"/>
+        </w:rPr>
+        <w:t xml:space="preserve"> → </w:t>
+      </w:r>
+      <w:r>
+        <w:rPr>
+          <w:rFonts w:ascii="Calibri" w:cs="Calibri" w:eastAsia="Calibri" w:hAnsi="Calibri"/>
+          <w:b/>
+          <w:bCs/>
+          <w:sz w:val="21"/>
+          <w:szCs w:val="21"/>
+        </w:rPr>
+        <w:t xml:space="preserve">Withdraw</w:t>
+      </w:r>
+      <w:r>
+        <w:rPr>
+          <w:rFonts w:ascii="Calibri" w:cs="Calibri" w:eastAsia="Calibri" w:hAnsi="Calibri"/>
+          <w:sz w:val="21"/>
+          <w:szCs w:val="21"/>
+        </w:rPr>
+        <w:t xml:space="preserve">. Nothing needs repairing because nothing moved: the original assignment stands until a manager approves. Both the counterparty and the manager are notified.</w:t>
+      </w:r>
+    </w:p>
+    <w:p>
+      <w:pPr>
+        <w:spacing w:after="90" w:line="280"/>
+        <w:ind w:left="360" w:hanging="260"/>
+      </w:pPr>
+      <w:r>
+        <w:rPr>
+          <w:rFonts w:ascii="Calibri" w:cs="Calibri" w:eastAsia="Calibri" w:hAnsi="Calibri"/>
+          <w:color w:val="595959"/>
+          <w:sz w:val="21"/>
+          <w:szCs w:val="21"/>
+        </w:rPr>
+        <w:t xml:space="preserve">•  </w:t>
+      </w:r>
+      <w:r>
+        <w:rPr>
+          <w:rFonts w:ascii="Calibri" w:cs="Calibri" w:eastAsia="Calibri" w:hAnsi="Calibri"/>
+          <w:b/>
+          <w:bCs/>
+          <w:sz w:val="21"/>
+          <w:szCs w:val="21"/>
+        </w:rPr>
+        <w:t xml:space="preserve">Bonus — the compliance panel.</w:t>
+      </w:r>
+      <w:r>
+        <w:rPr>
+          <w:rFonts w:ascii="Calibri" w:cs="Calibri" w:eastAsia="Calibri" w:hAnsi="Calibri"/>
+          <w:sz w:val="21"/>
+          <w:szCs w:val="21"/>
+        </w:rPr>
+        <w:t xml:space="preserve"> Marcus → </w:t>
+      </w:r>
+      <w:r>
+        <w:rPr>
+          <w:rFonts w:ascii="Calibri" w:cs="Calibri" w:eastAsia="Calibri" w:hAnsi="Calibri"/>
+          <w:b/>
+          <w:bCs/>
+          <w:sz w:val="21"/>
+          <w:szCs w:val="21"/>
+        </w:rPr>
+        <w:t xml:space="preserve">Build schedule</w:t>
+      </w:r>
+      <w:r>
+        <w:rPr>
+          <w:rFonts w:ascii="Calibri" w:cs="Calibri" w:eastAsia="Calibri" w:hAnsi="Calibri"/>
+          <w:sz w:val="21"/>
+          <w:szCs w:val="21"/>
+        </w:rPr>
+        <w:t xml:space="preserve">, then back one week. Marco has a 9-hour turnaround against the 10-hour minimum. It is the only rule breach in the seed and it is deliberate — every other seeded assignment is validated against the real availability resolver before it is written.</w:t>
+      </w:r>
+    </w:p>
+    <w:p>
+      <w:pPr>
+        <w:pStyle w:val="Heading2"/>
+        <w:spacing w:after="140" w:before="320"/>
+      </w:pPr>
+      <w:r>
+        <w:rPr>
+          <w:rFonts w:ascii="Calibri" w:cs="Calibri" w:eastAsia="Calibri" w:hAnsi="Calibri"/>
+          <w:b/>
+          <w:bCs/>
+          <w:color w:val="1F4E5F"/>
+          <w:sz w:val="26"/>
+          <w:szCs w:val="26"/>
+        </w:rPr>
+        <w:t xml:space="preserve">Known limitations</w:t>
+      </w:r>
+    </w:p>
+    <w:p>
+      <w:pPr>
+        <w:spacing w:after="90" w:line="280"/>
+        <w:ind w:left="360" w:hanging="260"/>
+      </w:pPr>
+      <w:r>
+        <w:rPr>
+          <w:rFonts w:ascii="Calibri" w:cs="Calibri" w:eastAsia="Calibri" w:hAnsi="Calibri"/>
+          <w:color w:val="595959"/>
+          <w:sz w:val="21"/>
+          <w:szCs w:val="21"/>
+        </w:rPr>
+        <w:t xml:space="preserve">1.  </w:t>
+      </w:r>
+      <w:r>
+        <w:rPr>
+          <w:rFonts w:ascii="Calibri" w:cs="Calibri" w:eastAsia="Calibri" w:hAnsi="Calibri"/>
+          <w:b/>
+          <w:bCs/>
+          <w:sz w:val="21"/>
+          <w:szCs w:val="21"/>
+        </w:rPr>
+        <w:t xml:space="preserve">No pagination anywhere.</w:t>
+      </w:r>
+      <w:r>
+        <w:rPr>
+          <w:rFonts w:ascii="Calibri" w:cs="Calibri" w:eastAsia="Calibri" w:hAnsi="Calibri"/>
+          <w:sz w:val="21"/>
+          <w:szCs w:val="21"/>
+        </w:rPr>
+        <w:t xml:space="preserve"> The audit view shows the 60 most recent entries and exports cover up to 10,000 rows. Fine at seed scale, wrong at a year of history.</w:t>
+      </w:r>
+    </w:p>
+    <w:p>
+      <w:pPr>
+        <w:spacing w:after="90" w:line="280"/>
+        <w:ind w:left="360" w:hanging="260"/>
+      </w:pPr>
+      <w:r>
+        <w:rPr>
+          <w:rFonts w:ascii="Calibri" w:cs="Calibri" w:eastAsia="Calibri" w:hAnsi="Calibri"/>
+          <w:color w:val="595959"/>
+          <w:sz w:val="21"/>
+          <w:szCs w:val="21"/>
+        </w:rPr>
+        <w:t xml:space="preserve">2.  </w:t>
+      </w:r>
+      <w:r>
+        <w:rPr>
+          <w:rFonts w:ascii="Calibri" w:cs="Calibri" w:eastAsia="Calibri" w:hAnsi="Calibri"/>
+          <w:b/>
+          <w:bCs/>
+          <w:sz w:val="21"/>
+          <w:szCs w:val="21"/>
+        </w:rPr>
+        <w:t xml:space="preserve">Drop requests expire on page load, not on a timer.</w:t>
+      </w:r>
+      <w:r>
+        <w:rPr>
+          <w:rFonts w:ascii="Calibri" w:cs="Calibri" w:eastAsia="Calibri" w:hAnsi="Calibri"/>
+          <w:sz w:val="21"/>
+          <w:szCs w:val="21"/>
+        </w:rPr>
+        <w:t xml:space="preserve"> The deploy target has no cron. Read paths also filter on the expiry time, so an unswept row is never shown as live — it is only left sitting in the table.</w:t>
+      </w:r>
+    </w:p>
+    <w:p>
+      <w:pPr>
+        <w:spacing w:after="90" w:line="280"/>
+        <w:ind w:left="360" w:hanging="260"/>
+      </w:pPr>
+      <w:r>
+        <w:rPr>
+          <w:rFonts w:ascii="Calibri" w:cs="Calibri" w:eastAsia="Calibri" w:hAnsi="Calibri"/>
+          <w:color w:val="595959"/>
+          <w:sz w:val="21"/>
+          <w:szCs w:val="21"/>
+        </w:rPr>
+        <w:t xml:space="preserve">3.  </w:t>
+      </w:r>
+      <w:r>
+        <w:rPr>
+          <w:rFonts w:ascii="Calibri" w:cs="Calibri" w:eastAsia="Calibri" w:hAnsi="Calibri"/>
+          <w:b/>
+          <w:bCs/>
+          <w:sz w:val="21"/>
+          <w:szCs w:val="21"/>
+        </w:rPr>
+        <w:t xml:space="preserve">Suggestions evaluate up to 60 candidates per request.</w:t>
+      </w:r>
+      <w:r>
+        <w:rPr>
+          <w:rFonts w:ascii="Calibri" w:cs="Calibri" w:eastAsia="Calibri" w:hAnsi="Calibri"/>
+          <w:sz w:val="21"/>
+          <w:szCs w:val="21"/>
+        </w:rPr>
+        <w:t xml:space="preserve"> Correct, but the cost grows linearly with headcount; a chain of 500 staff would want an indexed pre-filter.</w:t>
+      </w:r>
+    </w:p>
+    <w:p>
+      <w:pPr>
+        <w:spacing w:after="90" w:line="280"/>
+        <w:ind w:left="360" w:hanging="260"/>
+      </w:pPr>
+      <w:r>
+        <w:rPr>
+          <w:rFonts w:ascii="Calibri" w:cs="Calibri" w:eastAsia="Calibri" w:hAnsi="Calibri"/>
+          <w:color w:val="595959"/>
+          <w:sz w:val="21"/>
+          <w:szCs w:val="21"/>
+        </w:rPr>
+        <w:t xml:space="preserve">4.  </w:t>
+      </w:r>
+      <w:r>
+        <w:rPr>
+          <w:rFonts w:ascii="Calibri" w:cs="Calibri" w:eastAsia="Calibri" w:hAnsi="Calibri"/>
+          <w:b/>
+          <w:bCs/>
+          <w:sz w:val="21"/>
+          <w:szCs w:val="21"/>
+        </w:rPr>
+        <w:t xml:space="preserve">The what-if preview is advisory.</w:t>
+      </w:r>
+      <w:r>
+        <w:rPr>
+          <w:rFonts w:ascii="Calibri" w:cs="Calibri" w:eastAsia="Calibri" w:hAnsi="Calibri"/>
+          <w:sz w:val="21"/>
+          <w:szCs w:val="21"/>
+        </w:rPr>
+        <w:t xml:space="preserve"> The authoritative check re-runs inside the write transaction against fresh data, so the preview can only ever be more permissive than the save, never less. You cannot be shown "this is fine" and then have it succeed when it should not.</w:t>
+      </w:r>
+    </w:p>
+    <w:p>
+      <w:pPr>
+        <w:spacing w:after="90" w:line="280"/>
+        <w:ind w:left="360" w:hanging="260"/>
+      </w:pPr>
+      <w:r>
+        <w:rPr>
+          <w:rFonts w:ascii="Calibri" w:cs="Calibri" w:eastAsia="Calibri" w:hAnsi="Calibri"/>
+          <w:color w:val="595959"/>
+          <w:sz w:val="21"/>
+          <w:szCs w:val="21"/>
+        </w:rPr>
+        <w:t xml:space="preserve">5.  </w:t>
+      </w:r>
+      <w:r>
+        <w:rPr>
+          <w:rFonts w:ascii="Calibri" w:cs="Calibri" w:eastAsia="Calibri" w:hAnsi="Calibri"/>
+          <w:b/>
+          <w:bCs/>
+          <w:sz w:val="21"/>
+          <w:szCs w:val="21"/>
+        </w:rPr>
+        <w:t xml:space="preserve">Editing a shift does not re-validate the staff already assigned to it.</w:t>
+      </w:r>
+      <w:r>
+        <w:rPr>
+          <w:rFonts w:ascii="Calibri" w:cs="Calibri" w:eastAsia="Calibri" w:hAnsi="Calibri"/>
+          <w:sz w:val="21"/>
+          <w:szCs w:val="21"/>
+        </w:rPr>
+        <w:t xml:space="preserve"> Moving a shift can therefore create a rest violation on an existing assignment. The compliance panel surfaces it rather than blocking the edit, on the reasoning that a manager mid-edit should not be trapped.</w:t>
+      </w:r>
+    </w:p>
+    <w:p>
+      <w:pPr>
+        <w:spacing w:after="90" w:line="280"/>
+        <w:ind w:left="360" w:hanging="260"/>
+      </w:pPr>
+      <w:r>
+        <w:rPr>
+          <w:rFonts w:ascii="Calibri" w:cs="Calibri" w:eastAsia="Calibri" w:hAnsi="Calibri"/>
+          <w:color w:val="595959"/>
+          <w:sz w:val="21"/>
+          <w:szCs w:val="21"/>
+        </w:rPr>
+        <w:t xml:space="preserve">6.  </w:t>
+      </w:r>
+      <w:r>
+        <w:rPr>
+          <w:rFonts w:ascii="Calibri" w:cs="Calibri" w:eastAsia="Calibri" w:hAnsi="Calibri"/>
+          <w:b/>
+          <w:bCs/>
+          <w:sz w:val="21"/>
+          <w:szCs w:val="21"/>
+        </w:rPr>
+        <w:t xml:space="preserve">Skills, certifications and staff records are read-only.</w:t>
+      </w:r>
+      <w:r>
+        <w:rPr>
+          <w:rFonts w:ascii="Calibri" w:cs="Calibri" w:eastAsia="Calibri" w:hAnsi="Calibri"/>
+          <w:sz w:val="21"/>
+          <w:szCs w:val="21"/>
+        </w:rPr>
+        <w:t xml:space="preserve"> The seed creates them and the Team page displays them, but there is no admin CRUD. So when a refusal says "certify Sarah at Santa Monica", that describes a database change, not a button. The audit actions for it exist; nothing writes them yet.</w:t>
+      </w:r>
+    </w:p>
+    <w:p>
+      <w:pPr>
+        <w:spacing w:after="90" w:line="280"/>
+        <w:ind w:left="360" w:hanging="260"/>
+      </w:pPr>
+      <w:r>
+        <w:rPr>
+          <w:rFonts w:ascii="Calibri" w:cs="Calibri" w:eastAsia="Calibri" w:hAnsi="Calibri"/>
+          <w:color w:val="595959"/>
+          <w:sz w:val="21"/>
+          <w:szCs w:val="21"/>
+        </w:rPr>
+        <w:t xml:space="preserve">7.  </w:t>
+      </w:r>
+      <w:r>
+        <w:rPr>
+          <w:rFonts w:ascii="Calibri" w:cs="Calibri" w:eastAsia="Calibri" w:hAnsi="Calibri"/>
+          <w:b/>
+          <w:bCs/>
+          <w:sz w:val="21"/>
+          <w:szCs w:val="21"/>
+        </w:rPr>
+        <w:t xml:space="preserve">Below 320px wide the layout crowds.</w:t>
+      </w:r>
+      <w:r>
+        <w:rPr>
+          <w:rFonts w:ascii="Calibri" w:cs="Calibri" w:eastAsia="Calibri" w:hAnsi="Calibri"/>
+          <w:sz w:val="21"/>
+          <w:szCs w:val="21"/>
+        </w:rPr>
+        <w:t xml:space="preserve"> Tested at 375, 768 and 1280; narrower than that was not a target.</w:t>
+      </w:r>
+    </w:p>
+    <w:p>
+      <w:pPr>
+        <w:spacing w:after="90" w:line="280"/>
+        <w:ind w:left="360" w:hanging="260"/>
+      </w:pPr>
+      <w:r>
+        <w:rPr>
+          <w:rFonts w:ascii="Calibri" w:cs="Calibri" w:eastAsia="Calibri" w:hAnsi="Calibri"/>
+          <w:color w:val="595959"/>
+          <w:sz w:val="21"/>
+          <w:szCs w:val="21"/>
+        </w:rPr>
+        <w:t xml:space="preserve">8.  </w:t>
+      </w:r>
+      <w:r>
+        <w:rPr>
+          <w:rFonts w:ascii="Calibri" w:cs="Calibri" w:eastAsia="Calibri" w:hAnsi="Calibri"/>
+          <w:b/>
+          <w:bCs/>
+          <w:sz w:val="21"/>
+          <w:szCs w:val="21"/>
+        </w:rPr>
+        <w:t xml:space="preserve">Real-time streams are capped by the host.</w:t>
+      </w:r>
+      <w:r>
+        <w:rPr>
+          <w:rFonts w:ascii="Calibri" w:cs="Calibri" w:eastAsia="Calibri" w:hAnsi="Calibri"/>
+          <w:sz w:val="21"/>
+          <w:szCs w:val="21"/>
+        </w:rPr>
+        <w:t xml:space="preserve"> On the free Vercel tier a server-sent-events connection is cut after roughly a minute. The browser reconnects on its own and every event has a durable database record behind it, so a dropped stream costs a refresh rather than correctness — but it is visible if you watch one tab for a long time.</w:t>
+      </w:r>
+    </w:p>
+    <w:p>
+      <w:pPr>
+        <w:spacing w:after="90" w:line="280"/>
+        <w:ind w:left="360" w:hanging="260"/>
+      </w:pPr>
+      <w:r>
+        <w:rPr>
+          <w:rFonts w:ascii="Calibri" w:cs="Calibri" w:eastAsia="Calibri" w:hAnsi="Calibri"/>
+          <w:color w:val="595959"/>
+          <w:sz w:val="21"/>
+          <w:szCs w:val="21"/>
+        </w:rPr>
+        <w:t xml:space="preserve">9.  </w:t>
+      </w:r>
+      <w:r>
+        <w:rPr>
+          <w:rFonts w:ascii="Calibri" w:cs="Calibri" w:eastAsia="Calibri" w:hAnsi="Calibri"/>
+          <w:b/>
+          <w:bCs/>
+          <w:sz w:val="21"/>
+          <w:szCs w:val="21"/>
+        </w:rPr>
+        <w:t xml:space="preserve">Linting uses oxlint rather than ESLint.</w:t>
+      </w:r>
+      <w:r>
+        <w:rPr>
+          <w:rFonts w:ascii="Calibri" w:cs="Calibri" w:eastAsia="Calibri" w:hAnsi="Calibri"/>
+          <w:sz w:val="21"/>
+          <w:szCs w:val="21"/>
+        </w:rPr>
+        <w:t xml:space="preserve"> typescript-eslint does not yet support the TypeScript 7 compiler API, so eslint-config-next fails to load against it.</w:t>
+      </w:r>
+    </w:p>
+    <w:p>
+      <w:pPr>
+        <w:pStyle w:val="Heading2"/>
+        <w:spacing w:after="140" w:before="320"/>
+      </w:pPr>
+      <w:r>
+        <w:rPr>
+          <w:rFonts w:ascii="Calibri" w:cs="Calibri" w:eastAsia="Calibri" w:hAnsi="Calibri"/>
+          <w:b/>
+          <w:bCs/>
+          <w:color w:val="1F4E5F"/>
+          <w:sz w:val="26"/>
+          <w:szCs w:val="26"/>
+        </w:rPr>
+        <w:t xml:space="preserve">Assumptions where the brief was ambiguous</w:t>
+      </w:r>
+    </w:p>
+    <w:p>
+      <w:pPr>
+        <w:spacing w:after="160" w:line="280"/>
+      </w:pPr>
+      <w:r>
+        <w:rPr>
+          <w:rFonts w:ascii="Calibri" w:cs="Calibri" w:eastAsia="Calibri" w:hAnsi="Calibri"/>
+          <w:sz w:val="21"/>
+          <w:szCs w:val="21"/>
+        </w:rPr>
+        <w:t xml:space="preserve">The five explicitly flagged ambiguities are answered in the companion document. These are the smaller judgement calls made along the way.</w:t>
+      </w:r>
+    </w:p>
+    <w:p>
+      <w:pPr>
+        <w:spacing w:after="90" w:line="280"/>
+        <w:ind w:left="360" w:hanging="260"/>
+      </w:pPr>
+      <w:r>
+        <w:rPr>
+          <w:rFonts w:ascii="Calibri" w:cs="Calibri" w:eastAsia="Calibri" w:hAnsi="Calibri"/>
+          <w:color w:val="595959"/>
+          <w:sz w:val="21"/>
+          <w:szCs w:val="21"/>
+        </w:rPr>
+        <w:t xml:space="preserve">•  </w:t>
+      </w:r>
+      <w:r>
+        <w:rPr>
+          <w:rFonts w:ascii="Calibri" w:cs="Calibri" w:eastAsia="Calibri" w:hAnsi="Calibri"/>
+          <w:b/>
+          <w:bCs/>
+          <w:sz w:val="21"/>
+          <w:szCs w:val="21"/>
+        </w:rPr>
+        <w:t xml:space="preserve">One shared password across all seeded accounts, printed on the login page.</w:t>
+      </w:r>
+      <w:r>
+        <w:rPr>
+          <w:rFonts w:ascii="Calibri" w:cs="Calibri" w:eastAsia="Calibri" w:hAnsi="Calibri"/>
+          <w:sz w:val="21"/>
+          <w:szCs w:val="21"/>
+        </w:rPr>
+        <w:t xml:space="preserve"> A review convenience so no credential has to be hunted for; obviously not shippable behaviour.</w:t>
+      </w:r>
+    </w:p>
+    <w:p>
+      <w:pPr>
+        <w:spacing w:after="90" w:line="280"/>
+        <w:ind w:left="360" w:hanging="260"/>
+      </w:pPr>
+      <w:r>
+        <w:rPr>
+          <w:rFonts w:ascii="Calibri" w:cs="Calibri" w:eastAsia="Calibri" w:hAnsi="Calibri"/>
+          <w:color w:val="595959"/>
+          <w:sz w:val="21"/>
+          <w:szCs w:val="21"/>
+        </w:rPr>
+        <w:t xml:space="preserve">•  </w:t>
+      </w:r>
+      <w:r>
+        <w:rPr>
+          <w:rFonts w:ascii="Calibri" w:cs="Calibri" w:eastAsia="Calibri" w:hAnsi="Calibri"/>
+          <w:b/>
+          <w:bCs/>
+          <w:sz w:val="21"/>
+          <w:szCs w:val="21"/>
+        </w:rPr>
+        <w:t xml:space="preserve">Overtime is a flat 1.5× beyond 40 hours per week.</w:t>
+      </w:r>
+      <w:r>
+        <w:rPr>
+          <w:rFonts w:ascii="Calibri" w:cs="Calibri" w:eastAsia="Calibri" w:hAnsi="Calibri"/>
+          <w:sz w:val="21"/>
+          <w:szCs w:val="21"/>
+        </w:rPr>
+        <w:t xml:space="preserve"> Real multi-state payroll — California daily overtime, seventh-day rules — would need per-location rule sets rather than one constant.</w:t>
+      </w:r>
+    </w:p>
+    <w:p>
+      <w:pPr>
+        <w:spacing w:after="90" w:line="280"/>
+        <w:ind w:left="360" w:hanging="260"/>
+      </w:pPr>
+      <w:r>
+        <w:rPr>
+          <w:rFonts w:ascii="Calibri" w:cs="Calibri" w:eastAsia="Calibri" w:hAnsi="Calibri"/>
+          <w:color w:val="595959"/>
+          <w:sz w:val="21"/>
+          <w:szCs w:val="21"/>
+        </w:rPr>
+        <w:t xml:space="preserve">•  </w:t>
+      </w:r>
+      <w:r>
+        <w:rPr>
+          <w:rFonts w:ascii="Calibri" w:cs="Calibri" w:eastAsia="Calibri" w:hAnsi="Calibri"/>
+          <w:b/>
+          <w:bCs/>
+          <w:sz w:val="21"/>
+          <w:szCs w:val="21"/>
+        </w:rPr>
+        <w:t xml:space="preserve">"Premium" means a shift starting Friday or Saturday at or after 5pm</w:t>
+      </w:r>
+      <w:r>
+        <w:rPr>
+          <w:rFonts w:ascii="Calibri" w:cs="Calibri" w:eastAsia="Calibri" w:hAnsi="Calibri"/>
+          <w:sz w:val="21"/>
+          <w:szCs w:val="21"/>
+        </w:rPr>
+        <w:t xml:space="preserve">, evaluated in the location’s own timezone. A real operator would configure this per venue; a brunch restaurant’s premium shift is Sunday morning.</w:t>
+      </w:r>
+    </w:p>
+    <w:p>
+      <w:pPr>
+        <w:spacing w:after="90" w:line="280"/>
+        <w:ind w:left="360" w:hanging="260"/>
+      </w:pPr>
+      <w:r>
+        <w:rPr>
+          <w:rFonts w:ascii="Calibri" w:cs="Calibri" w:eastAsia="Calibri" w:hAnsi="Calibri"/>
+          <w:color w:val="595959"/>
+          <w:sz w:val="21"/>
+          <w:szCs w:val="21"/>
+        </w:rPr>
+        <w:t xml:space="preserve">•  </w:t>
+      </w:r>
+      <w:r>
+        <w:rPr>
+          <w:rFonts w:ascii="Calibri" w:cs="Calibri" w:eastAsia="Calibri" w:hAnsi="Calibri"/>
+          <w:b/>
+          <w:bCs/>
+          <w:sz w:val="21"/>
+          <w:szCs w:val="21"/>
+        </w:rPr>
+        <w:t xml:space="preserve">Managers are assigned to locations by an admin.</w:t>
+      </w:r>
+      <w:r>
+        <w:rPr>
+          <w:rFonts w:ascii="Calibri" w:cs="Calibri" w:eastAsia="Calibri" w:hAnsi="Calibri"/>
+          <w:sz w:val="21"/>
+          <w:szCs w:val="21"/>
+        </w:rPr>
+        <w:t xml:space="preserve"> There is no self-service way to claim a location, because the brief describes managers as running specific locations rather than choosing them.</w:t>
+      </w:r>
+    </w:p>
+    <w:p>
+      <w:pPr>
+        <w:spacing w:after="90" w:line="280"/>
+        <w:ind w:left="360" w:hanging="260"/>
+      </w:pPr>
+      <w:r>
+        <w:rPr>
+          <w:rFonts w:ascii="Calibri" w:cs="Calibri" w:eastAsia="Calibri" w:hAnsi="Calibri"/>
+          <w:color w:val="595959"/>
+          <w:sz w:val="21"/>
+          <w:szCs w:val="21"/>
+        </w:rPr>
+        <w:t xml:space="preserve">•  </w:t>
+      </w:r>
+      <w:r>
+        <w:rPr>
+          <w:rFonts w:ascii="Calibri" w:cs="Calibri" w:eastAsia="Calibri" w:hAnsi="Calibri"/>
+          <w:b/>
+          <w:bCs/>
+          <w:sz w:val="21"/>
+          <w:szCs w:val="21"/>
+        </w:rPr>
+        <w:t xml:space="preserve">In-app notifications cannot be switched off.</w:t>
+      </w:r>
+      <w:r>
+        <w:rPr>
+          <w:rFonts w:ascii="Calibri" w:cs="Calibri" w:eastAsia="Calibri" w:hAnsi="Calibri"/>
+          <w:sz w:val="21"/>
+          <w:szCs w:val="21"/>
+        </w:rPr>
+        <w:t xml:space="preserve"> The notification centre is the durable record of what happened, so muting it would lose history. Email is simulated: opted-in messages are written to an outbox an admin can read, and nothing is ever actually sent.</w:t>
+      </w:r>
+    </w:p>
+    <w:p>
+      <w:pPr>
+        <w:spacing w:after="90" w:line="280"/>
+        <w:ind w:left="360" w:hanging="260"/>
+      </w:pPr>
+      <w:r>
+        <w:rPr>
+          <w:rFonts w:ascii="Calibri" w:cs="Calibri" w:eastAsia="Calibri" w:hAnsi="Calibri"/>
+          <w:color w:val="595959"/>
+          <w:sz w:val="21"/>
+          <w:szCs w:val="21"/>
+        </w:rPr>
+        <w:t xml:space="preserve">•  </w:t>
+      </w:r>
+      <w:r>
+        <w:rPr>
+          <w:rFonts w:ascii="Calibri" w:cs="Calibri" w:eastAsia="Calibri" w:hAnsi="Calibri"/>
+          <w:b/>
+          <w:bCs/>
+          <w:sz w:val="21"/>
+          <w:szCs w:val="21"/>
+        </w:rPr>
+        <w:t xml:space="preserve">The 48-hour edit cutoff is stored per location</w:t>
+      </w:r>
+      <w:r>
+        <w:rPr>
+          <w:rFonts w:ascii="Calibri" w:cs="Calibri" w:eastAsia="Calibri" w:hAnsi="Calibri"/>
+          <w:sz w:val="21"/>
+          <w:szCs w:val="21"/>
+        </w:rPr>
+        <w:t xml:space="preserve"> rather than globally, defaulting to 48. The brief called it configurable without saying at what level, and locations are where the operational difference would live.</w:t>
+      </w:r>
+    </w:p>
+    <w:p>
+      <w:pPr>
+        <w:spacing w:after="90" w:line="280"/>
+        <w:ind w:left="360" w:hanging="260"/>
+      </w:pPr>
+      <w:r>
+        <w:rPr>
+          <w:rFonts w:ascii="Calibri" w:cs="Calibri" w:eastAsia="Calibri" w:hAnsi="Calibri"/>
+          <w:color w:val="595959"/>
+          <w:sz w:val="21"/>
+          <w:szCs w:val="21"/>
+        </w:rPr>
+        <w:t xml:space="preserve">•  </w:t>
+      </w:r>
+      <w:r>
+        <w:rPr>
+          <w:rFonts w:ascii="Calibri" w:cs="Calibri" w:eastAsia="Calibri" w:hAnsi="Calibri"/>
+          <w:b/>
+          <w:bCs/>
+          <w:sz w:val="21"/>
+          <w:szCs w:val="21"/>
+        </w:rPr>
+        <w:t xml:space="preserve">A week runs Monday to Sunday</w:t>
+      </w:r>
+      <w:r>
+        <w:rPr>
+          <w:rFonts w:ascii="Calibri" w:cs="Calibri" w:eastAsia="Calibri" w:hAnsi="Calibri"/>
+          <w:sz w:val="21"/>
+          <w:szCs w:val="21"/>
+        </w:rPr>
+        <w:t xml:space="preserve">, in the staff member’s home timezone for hours totals and in the location’s timezone for publishing.</w:t>
       </w:r>
     </w:p>
     <w:sectPr>
